--- a/tillsyn/A 6353-2026 tillsynsbegäran.docx
+++ b/tillsyn/A 6353-2026 tillsynsbegäran.docx
@@ -269,7 +269,7 @@
     <w:r>
       <w:tab/>
       <w:tab/>
-      <w:t>2026-02-21</w:t>
+      <w:t>2026-02-22</w:t>
       <w:br/>
       <w:br/>
     </w:r>

--- a/tillsyn/A 6353-2026 tillsynsbegäran.docx
+++ b/tillsyn/A 6353-2026 tillsynsbegäran.docx
@@ -269,7 +269,7 @@
     <w:r>
       <w:tab/>
       <w:tab/>
-      <w:t>2026-02-22</w:t>
+      <w:t>2026-02-23</w:t>
       <w:br/>
       <w:br/>
     </w:r>

--- a/tillsyn/A 6353-2026 tillsynsbegäran.docx
+++ b/tillsyn/A 6353-2026 tillsynsbegäran.docx
@@ -269,7 +269,7 @@
     <w:r>
       <w:tab/>
       <w:tab/>
-      <w:t>2026-02-23</w:t>
+      <w:t>2026-02-24</w:t>
       <w:br/>
       <w:br/>
     </w:r>

--- a/tillsyn/A 6353-2026 tillsynsbegäran.docx
+++ b/tillsyn/A 6353-2026 tillsynsbegäran.docx
@@ -269,7 +269,7 @@
     <w:r>
       <w:tab/>
       <w:tab/>
-      <w:t>2026-02-24</w:t>
+      <w:t>2026-02-25</w:t>
       <w:br/>
       <w:br/>
     </w:r>

--- a/tillsyn/A 6353-2026 tillsynsbegäran.docx
+++ b/tillsyn/A 6353-2026 tillsynsbegäran.docx
@@ -269,7 +269,7 @@
     <w:r>
       <w:tab/>
       <w:tab/>
-      <w:t>2026-02-25</w:t>
+      <w:t>2026-02-26</w:t>
       <w:br/>
       <w:br/>
     </w:r>

--- a/tillsyn/A 6353-2026 tillsynsbegäran.docx
+++ b/tillsyn/A 6353-2026 tillsynsbegäran.docx
@@ -269,7 +269,7 @@
     <w:r>
       <w:tab/>
       <w:tab/>
-      <w:t>2026-02-26</w:t>
+      <w:t>2026-02-28</w:t>
       <w:br/>
       <w:br/>
     </w:r>

--- a/tillsyn/A 6353-2026 tillsynsbegäran.docx
+++ b/tillsyn/A 6353-2026 tillsynsbegäran.docx
@@ -269,7 +269,7 @@
     <w:r>
       <w:tab/>
       <w:tab/>
-      <w:t>2026-02-28</w:t>
+      <w:t>2026-03-01</w:t>
       <w:br/>
       <w:br/>
     </w:r>

--- a/tillsyn/A 6353-2026 tillsynsbegäran.docx
+++ b/tillsyn/A 6353-2026 tillsynsbegäran.docx
@@ -269,7 +269,7 @@
     <w:r>
       <w:tab/>
       <w:tab/>
-      <w:t>2026-03-01</w:t>
+      <w:t>2026-03-02</w:t>
       <w:br/>
       <w:br/>
     </w:r>

--- a/tillsyn/A 6353-2026 tillsynsbegäran.docx
+++ b/tillsyn/A 6353-2026 tillsynsbegäran.docx
@@ -269,7 +269,7 @@
     <w:r>
       <w:tab/>
       <w:tab/>
-      <w:t>2026-03-02</w:t>
+      <w:t>2026-03-03</w:t>
       <w:br/>
       <w:br/>
     </w:r>

--- a/tillsyn/A 6353-2026 tillsynsbegäran.docx
+++ b/tillsyn/A 6353-2026 tillsynsbegäran.docx
@@ -269,7 +269,7 @@
     <w:r>
       <w:tab/>
       <w:tab/>
-      <w:t>2026-03-03</w:t>
+      <w:t>2026-03-04</w:t>
       <w:br/>
       <w:br/>
     </w:r>

--- a/tillsyn/A 6353-2026 tillsynsbegäran.docx
+++ b/tillsyn/A 6353-2026 tillsynsbegäran.docx
@@ -269,7 +269,7 @@
     <w:r>
       <w:tab/>
       <w:tab/>
-      <w:t>2026-03-04</w:t>
+      <w:t>2026-03-05</w:t>
       <w:br/>
       <w:br/>
     </w:r>

--- a/tillsyn/A 6353-2026 tillsynsbegäran.docx
+++ b/tillsyn/A 6353-2026 tillsynsbegäran.docx
@@ -269,7 +269,7 @@
     <w:r>
       <w:tab/>
       <w:tab/>
-      <w:t>2026-03-05</w:t>
+      <w:t>2026-03-06</w:t>
       <w:br/>
       <w:br/>
     </w:r>

--- a/tillsyn/A 6353-2026 tillsynsbegäran.docx
+++ b/tillsyn/A 6353-2026 tillsynsbegäran.docx
@@ -269,7 +269,7 @@
     <w:r>
       <w:tab/>
       <w:tab/>
-      <w:t>2026-03-06</w:t>
+      <w:t>2026-03-07</w:t>
       <w:br/>
       <w:br/>
     </w:r>

--- a/tillsyn/A 6353-2026 tillsynsbegäran.docx
+++ b/tillsyn/A 6353-2026 tillsynsbegäran.docx
@@ -269,7 +269,7 @@
     <w:r>
       <w:tab/>
       <w:tab/>
-      <w:t>2026-03-07</w:t>
+      <w:t>2026-03-08</w:t>
       <w:br/>
       <w:br/>
     </w:r>

--- a/tillsyn/A 6353-2026 tillsynsbegäran.docx
+++ b/tillsyn/A 6353-2026 tillsynsbegäran.docx
@@ -269,7 +269,7 @@
     <w:r>
       <w:tab/>
       <w:tab/>
-      <w:t>2026-03-08</w:t>
+      <w:t>2026-03-09</w:t>
       <w:br/>
       <w:br/>
     </w:r>

--- a/tillsyn/A 6353-2026 tillsynsbegäran.docx
+++ b/tillsyn/A 6353-2026 tillsynsbegäran.docx
@@ -269,7 +269,7 @@
     <w:r>
       <w:tab/>
       <w:tab/>
-      <w:t>2026-03-09</w:t>
+      <w:t>2026-03-10</w:t>
       <w:br/>
       <w:br/>
     </w:r>

--- a/tillsyn/A 6353-2026 tillsynsbegäran.docx
+++ b/tillsyn/A 6353-2026 tillsynsbegäran.docx
@@ -141,6 +141,35 @@
         <w:t>Följande fridlysta arter har sina livsmiljöer och växtplatser i den avverkningsanmälda skogen: gullviva (§9).</w:t>
       </w:r>
     </w:p>
+    <w:p>
+      <w:r>
+        <w:rPr>
+          <w:b/>
+        </w:rPr>
+        <w:t>Gullviva (§9)</w:t>
+      </w:r>
+      <w:r>
+        <w:t xml:space="preserve"> är värdväxt för bland annat den rödlistade och sällsynta fjärilen gullvivefjäril (VU) samt typisk art för </w:t>
+      </w:r>
+      <w:r>
+        <w:rPr>
+          <w:i/>
+        </w:rPr>
+        <w:t xml:space="preserve">9070 Trädklädd betesmark, 6530 Lövängar, 6510 Slåtterängar i låglandet </w:t>
+      </w:r>
+      <w:r>
+        <w:t>och</w:t>
+      </w:r>
+      <w:r>
+        <w:rPr>
+          <w:i/>
+        </w:rPr>
+        <w:t xml:space="preserve"> 6270 Silikatgräsmarker</w:t>
+      </w:r>
+      <w:r>
+        <w:t xml:space="preserve"> (SLU Artdatabanken, 2025).</w:t>
+      </w:r>
+    </w:p>
     <w:sectPr>
       <w:headerReference w:type="even" r:id="rId8"/>
       <w:headerReference w:type="default" r:id="rId9"/>
@@ -269,7 +298,7 @@
     <w:r>
       <w:tab/>
       <w:tab/>
-      <w:t>2026-03-10</w:t>
+      <w:t>2026-03-11</w:t>
       <w:br/>
       <w:br/>
     </w:r>

--- a/tillsyn/A 6353-2026 tillsynsbegäran.docx
+++ b/tillsyn/A 6353-2026 tillsynsbegäran.docx
@@ -298,7 +298,7 @@
     <w:r>
       <w:tab/>
       <w:tab/>
-      <w:t>2026-03-11</w:t>
+      <w:t>2026-03-12</w:t>
       <w:br/>
       <w:br/>
     </w:r>

--- a/tillsyn/A 6353-2026 tillsynsbegäran.docx
+++ b/tillsyn/A 6353-2026 tillsynsbegäran.docx
@@ -298,7 +298,7 @@
     <w:r>
       <w:tab/>
       <w:tab/>
-      <w:t>2026-03-12</w:t>
+      <w:t>2026-03-13</w:t>
       <w:br/>
       <w:br/>
     </w:r>

--- a/tillsyn/A 6353-2026 tillsynsbegäran.docx
+++ b/tillsyn/A 6353-2026 tillsynsbegäran.docx
@@ -298,7 +298,7 @@
     <w:r>
       <w:tab/>
       <w:tab/>
-      <w:t>2026-03-13</w:t>
+      <w:t>2026-03-16</w:t>
       <w:br/>
       <w:br/>
     </w:r>

--- a/tillsyn/A 6353-2026 tillsynsbegäran.docx
+++ b/tillsyn/A 6353-2026 tillsynsbegäran.docx
@@ -298,7 +298,7 @@
     <w:r>
       <w:tab/>
       <w:tab/>
-      <w:t>2026-03-16</w:t>
+      <w:t>2026-03-17</w:t>
       <w:br/>
       <w:br/>
     </w:r>

--- a/tillsyn/A 6353-2026 tillsynsbegäran.docx
+++ b/tillsyn/A 6353-2026 tillsynsbegäran.docx
@@ -298,7 +298,7 @@
     <w:r>
       <w:tab/>
       <w:tab/>
-      <w:t>2026-03-17</w:t>
+      <w:t>2026-03-18</w:t>
       <w:br/>
       <w:br/>
     </w:r>

--- a/tillsyn/A 6353-2026 tillsynsbegäran.docx
+++ b/tillsyn/A 6353-2026 tillsynsbegäran.docx
@@ -298,7 +298,7 @@
     <w:r>
       <w:tab/>
       <w:tab/>
-      <w:t>2026-03-18</w:t>
+      <w:t>2026-03-19</w:t>
       <w:br/>
       <w:br/>
     </w:r>

--- a/tillsyn/A 6353-2026 tillsynsbegäran.docx
+++ b/tillsyn/A 6353-2026 tillsynsbegäran.docx
@@ -298,7 +298,7 @@
     <w:r>
       <w:tab/>
       <w:tab/>
-      <w:t>2026-03-19</w:t>
+      <w:t>2026-03-20</w:t>
       <w:br/>
       <w:br/>
     </w:r>

--- a/tillsyn/A 6353-2026 tillsynsbegäran.docx
+++ b/tillsyn/A 6353-2026 tillsynsbegäran.docx
@@ -298,7 +298,7 @@
     <w:r>
       <w:tab/>
       <w:tab/>
-      <w:t>2026-03-20</w:t>
+      <w:t>2026-03-21</w:t>
       <w:br/>
       <w:br/>
     </w:r>

--- a/tillsyn/A 6353-2026 tillsynsbegäran.docx
+++ b/tillsyn/A 6353-2026 tillsynsbegäran.docx
@@ -298,7 +298,7 @@
     <w:r>
       <w:tab/>
       <w:tab/>
-      <w:t>2026-03-21</w:t>
+      <w:t>2026-03-22</w:t>
       <w:br/>
       <w:br/>
     </w:r>

--- a/tillsyn/A 6353-2026 tillsynsbegäran.docx
+++ b/tillsyn/A 6353-2026 tillsynsbegäran.docx
@@ -298,7 +298,7 @@
     <w:r>
       <w:tab/>
       <w:tab/>
-      <w:t>2026-03-22</w:t>
+      <w:t>2026-03-23</w:t>
       <w:br/>
       <w:br/>
     </w:r>

--- a/tillsyn/A 6353-2026 tillsynsbegäran.docx
+++ b/tillsyn/A 6353-2026 tillsynsbegäran.docx
@@ -298,7 +298,7 @@
     <w:r>
       <w:tab/>
       <w:tab/>
-      <w:t>2026-03-23</w:t>
+      <w:t>2026-03-24</w:t>
       <w:br/>
       <w:br/>
     </w:r>

--- a/tillsyn/A 6353-2026 tillsynsbegäran.docx
+++ b/tillsyn/A 6353-2026 tillsynsbegäran.docx
@@ -298,7 +298,7 @@
     <w:r>
       <w:tab/>
       <w:tab/>
-      <w:t>2026-03-24</w:t>
+      <w:t>2026-03-25</w:t>
       <w:br/>
       <w:br/>
     </w:r>

--- a/tillsyn/A 6353-2026 tillsynsbegäran.docx
+++ b/tillsyn/A 6353-2026 tillsynsbegäran.docx
@@ -298,7 +298,7 @@
     <w:r>
       <w:tab/>
       <w:tab/>
-      <w:t>2026-03-25</w:t>
+      <w:t>2026-03-26</w:t>
       <w:br/>
       <w:br/>
     </w:r>

--- a/tillsyn/A 6353-2026 tillsynsbegäran.docx
+++ b/tillsyn/A 6353-2026 tillsynsbegäran.docx
@@ -298,7 +298,7 @@
     <w:r>
       <w:tab/>
       <w:tab/>
-      <w:t>2026-03-26</w:t>
+      <w:t>2026-03-27</w:t>
       <w:br/>
       <w:br/>
     </w:r>

--- a/tillsyn/A 6353-2026 tillsynsbegäran.docx
+++ b/tillsyn/A 6353-2026 tillsynsbegäran.docx
@@ -298,7 +298,7 @@
     <w:r>
       <w:tab/>
       <w:tab/>
-      <w:t>2026-03-27</w:t>
+      <w:t>2026-03-28</w:t>
       <w:br/>
       <w:br/>
     </w:r>

--- a/tillsyn/A 6353-2026 tillsynsbegäran.docx
+++ b/tillsyn/A 6353-2026 tillsynsbegäran.docx
@@ -298,7 +298,7 @@
     <w:r>
       <w:tab/>
       <w:tab/>
-      <w:t>2026-03-28</w:t>
+      <w:t>2026-03-29</w:t>
       <w:br/>
       <w:br/>
     </w:r>

--- a/tillsyn/A 6353-2026 tillsynsbegäran.docx
+++ b/tillsyn/A 6353-2026 tillsynsbegäran.docx
@@ -298,7 +298,7 @@
     <w:r>
       <w:tab/>
       <w:tab/>
-      <w:t>2026-03-29</w:t>
+      <w:t>2026-03-30</w:t>
       <w:br/>
       <w:br/>
     </w:r>

--- a/tillsyn/A 6353-2026 tillsynsbegäran.docx
+++ b/tillsyn/A 6353-2026 tillsynsbegäran.docx
@@ -298,7 +298,7 @@
     <w:r>
       <w:tab/>
       <w:tab/>
-      <w:t>2026-03-30</w:t>
+      <w:t>2026-03-31</w:t>
       <w:br/>
       <w:br/>
     </w:r>

--- a/tillsyn/A 6353-2026 tillsynsbegäran.docx
+++ b/tillsyn/A 6353-2026 tillsynsbegäran.docx
@@ -298,7 +298,7 @@
     <w:r>
       <w:tab/>
       <w:tab/>
-      <w:t>2026-03-31</w:t>
+      <w:t>2026-04-01</w:t>
       <w:br/>
       <w:br/>
     </w:r>

--- a/tillsyn/A 6353-2026 tillsynsbegäran.docx
+++ b/tillsyn/A 6353-2026 tillsynsbegäran.docx
@@ -298,7 +298,7 @@
     <w:r>
       <w:tab/>
       <w:tab/>
-      <w:t>2026-04-01</w:t>
+      <w:t>2026-04-02</w:t>
       <w:br/>
       <w:br/>
     </w:r>

--- a/tillsyn/A 6353-2026 tillsynsbegäran.docx
+++ b/tillsyn/A 6353-2026 tillsynsbegäran.docx
@@ -298,7 +298,7 @@
     <w:r>
       <w:tab/>
       <w:tab/>
-      <w:t>2026-04-02</w:t>
+      <w:t>2026-04-03</w:t>
       <w:br/>
       <w:br/>
     </w:r>

--- a/tillsyn/A 6353-2026 tillsynsbegäran.docx
+++ b/tillsyn/A 6353-2026 tillsynsbegäran.docx
@@ -298,7 +298,7 @@
     <w:r>
       <w:tab/>
       <w:tab/>
-      <w:t>2026-04-03</w:t>
+      <w:t>2026-04-04</w:t>
       <w:br/>
       <w:br/>
     </w:r>

--- a/tillsyn/A 6353-2026 tillsynsbegäran.docx
+++ b/tillsyn/A 6353-2026 tillsynsbegäran.docx
@@ -298,7 +298,7 @@
     <w:r>
       <w:tab/>
       <w:tab/>
-      <w:t>2026-04-04</w:t>
+      <w:t>2026-04-05</w:t>
       <w:br/>
       <w:br/>
     </w:r>

--- a/tillsyn/A 6353-2026 tillsynsbegäran.docx
+++ b/tillsyn/A 6353-2026 tillsynsbegäran.docx
@@ -298,7 +298,7 @@
     <w:r>
       <w:tab/>
       <w:tab/>
-      <w:t>2026-04-05</w:t>
+      <w:t>2026-04-06</w:t>
       <w:br/>
       <w:br/>
     </w:r>

--- a/tillsyn/A 6353-2026 tillsynsbegäran.docx
+++ b/tillsyn/A 6353-2026 tillsynsbegäran.docx
@@ -88,6 +88,17 @@
       </w:pPr>
       <w:r>
         <w:t>Figur 1. Fyndplatser för naturvårdsarter i det avverkningsanmälda området (röd linje). Markörer utan svart kant är placerade på fyndplatsen. Markörer med svart kant är placerade vid sidan av fyndplatsen och har ett svart streck som visar fyndplatsens exakta position. Kartans mittpunktskoordinat är N 6441978, E 521485 i SWEREF 99 TM.</w:t>
+      </w:r>
+    </w:p>
+    <w:p>
+      <w:r>
+        <w:rPr>
+          <w:b/>
+        </w:rPr>
+        <w:t>Ask (EN)</w:t>
+      </w:r>
+      <w:r>
+        <w:t xml:space="preserve"> växer naturligt på frisk till fuktig, näringsrik, mullrik mark, gärna med rörligt, ytnära grundvatten. Asken är mycket viktig för den biologiska mångfalden och den är värd för minst 213 arter i olika organismgrupper, av vilka åtminstone 42 är askspecialister, ytterligare 8 arter förekommer endast på ask och alm. Bland dessa kan nämnas asknätfjäril (EN, §4a), askvårtlav (EN) och askpraktbagge (NT). Det finns en ökad risk att dessa arter försvinner när populationen av ask minskar. Asken är kraftigt drabbad av askskottsjukan, men angripna askar bör inte avverkas eftersom det är så många andra arter knutna till ask, såväl till döda som till levande träd. Eftersom sjukdomen är vindspridd så finns den redan nästan överallt där det finns askar, och till skillnad från almsjukan så förhindrar eller försvårar man inte spridningen genom att ta bort träd. Asken är globalt rödlistad som nära hotad (NT) vilket medför ett internationellt ansvar för arten (SLU Artdatabanken, 2026; IUCN, 2017).</w:t>
       </w:r>
     </w:p>
     <w:p>
@@ -298,7 +309,7 @@
     <w:r>
       <w:tab/>
       <w:tab/>
-      <w:t>2026-04-06</w:t>
+      <w:t>2026-04-07</w:t>
       <w:br/>
       <w:br/>
     </w:r>

--- a/tillsyn/A 6353-2026 tillsynsbegäran.docx
+++ b/tillsyn/A 6353-2026 tillsynsbegäran.docx
@@ -309,7 +309,7 @@
     <w:r>
       <w:tab/>
       <w:tab/>
-      <w:t>2026-04-07</w:t>
+      <w:t>2026-04-08</w:t>
       <w:br/>
       <w:br/>
     </w:r>

--- a/tillsyn/A 6353-2026 tillsynsbegäran.docx
+++ b/tillsyn/A 6353-2026 tillsynsbegäran.docx
@@ -309,7 +309,7 @@
     <w:r>
       <w:tab/>
       <w:tab/>
-      <w:t>2026-04-08</w:t>
+      <w:t>2026-04-09</w:t>
       <w:br/>
       <w:br/>
     </w:r>

--- a/tillsyn/A 6353-2026 tillsynsbegäran.docx
+++ b/tillsyn/A 6353-2026 tillsynsbegäran.docx
@@ -309,7 +309,7 @@
     <w:r>
       <w:tab/>
       <w:tab/>
-      <w:t>2026-04-09</w:t>
+      <w:t>2026-04-10</w:t>
       <w:br/>
       <w:br/>
     </w:r>

--- a/tillsyn/A 6353-2026 tillsynsbegäran.docx
+++ b/tillsyn/A 6353-2026 tillsynsbegäran.docx
@@ -309,7 +309,7 @@
     <w:r>
       <w:tab/>
       <w:tab/>
-      <w:t>2026-04-10</w:t>
+      <w:t>2026-04-11</w:t>
       <w:br/>
       <w:br/>
     </w:r>

--- a/tillsyn/A 6353-2026 tillsynsbegäran.docx
+++ b/tillsyn/A 6353-2026 tillsynsbegäran.docx
@@ -309,7 +309,7 @@
     <w:r>
       <w:tab/>
       <w:tab/>
-      <w:t>2026-05-16</w:t>
+      <w:t>2026-05-17</w:t>
       <w:br/>
       <w:br/>
     </w:r>

--- a/tillsyn/A 6353-2026 tillsynsbegäran.docx
+++ b/tillsyn/A 6353-2026 tillsynsbegäran.docx
@@ -309,7 +309,7 @@
     <w:r>
       <w:tab/>
       <w:tab/>
-      <w:t>2026-05-17</w:t>
+      <w:t>2026-05-18</w:t>
       <w:br/>
       <w:br/>
     </w:r>

--- a/tillsyn/A 6353-2026 tillsynsbegäran.docx
+++ b/tillsyn/A 6353-2026 tillsynsbegäran.docx
@@ -309,7 +309,7 @@
     <w:r>
       <w:tab/>
       <w:tab/>
-      <w:t>2026-05-18</w:t>
+      <w:t>2026-05-19</w:t>
       <w:br/>
       <w:br/>
     </w:r>

--- a/tillsyn/A 6353-2026 tillsynsbegäran.docx
+++ b/tillsyn/A 6353-2026 tillsynsbegäran.docx
@@ -309,7 +309,7 @@
     <w:r>
       <w:tab/>
       <w:tab/>
-      <w:t>2026-05-19</w:t>
+      <w:t>2026-05-20</w:t>
       <w:br/>
       <w:br/>
     </w:r>

--- a/tillsyn/A 6353-2026 tillsynsbegäran.docx
+++ b/tillsyn/A 6353-2026 tillsynsbegäran.docx
@@ -309,7 +309,7 @@
     <w:r>
       <w:tab/>
       <w:tab/>
-      <w:t>2026-05-20</w:t>
+      <w:t>2026-05-21</w:t>
       <w:br/>
       <w:br/>
     </w:r>

--- a/tillsyn/A 6353-2026 tillsynsbegäran.docx
+++ b/tillsyn/A 6353-2026 tillsynsbegäran.docx
@@ -309,7 +309,7 @@
     <w:r>
       <w:tab/>
       <w:tab/>
-      <w:t>2026-05-21</w:t>
+      <w:t>2026-05-22</w:t>
       <w:br/>
       <w:br/>
     </w:r>

--- a/tillsyn/A 6353-2026 tillsynsbegäran.docx
+++ b/tillsyn/A 6353-2026 tillsynsbegäran.docx
@@ -309,7 +309,7 @@
     <w:r>
       <w:tab/>
       <w:tab/>
-      <w:t>2026-05-22</w:t>
+      <w:t>2026-05-23</w:t>
       <w:br/>
       <w:br/>
     </w:r>

--- a/tillsyn/A 6353-2026 tillsynsbegäran.docx
+++ b/tillsyn/A 6353-2026 tillsynsbegäran.docx
@@ -309,7 +309,7 @@
     <w:r>
       <w:tab/>
       <w:tab/>
-      <w:t>2026-05-23</w:t>
+      <w:t>2026-05-24</w:t>
       <w:br/>
       <w:br/>
     </w:r>

--- a/tillsyn/A 6353-2026 tillsynsbegäran.docx
+++ b/tillsyn/A 6353-2026 tillsynsbegäran.docx
@@ -309,7 +309,7 @@
     <w:r>
       <w:tab/>
       <w:tab/>
-      <w:t>2026-05-24</w:t>
+      <w:t>2026-05-25</w:t>
       <w:br/>
       <w:br/>
     </w:r>

--- a/tillsyn/A 6353-2026 tillsynsbegäran.docx
+++ b/tillsyn/A 6353-2026 tillsynsbegäran.docx
@@ -309,7 +309,7 @@
     <w:r>
       <w:tab/>
       <w:tab/>
-      <w:t>2026-05-25</w:t>
+      <w:t>2026-05-26</w:t>
       <w:br/>
       <w:br/>
     </w:r>

--- a/tillsyn/A 6353-2026 tillsynsbegäran.docx
+++ b/tillsyn/A 6353-2026 tillsynsbegäran.docx
@@ -309,7 +309,7 @@
     <w:r>
       <w:tab/>
       <w:tab/>
-      <w:t>2026-05-26</w:t>
+      <w:t>2026-05-27</w:t>
       <w:br/>
       <w:br/>
     </w:r>

--- a/tillsyn/A 6353-2026 tillsynsbegäran.docx
+++ b/tillsyn/A 6353-2026 tillsynsbegäran.docx
@@ -309,7 +309,7 @@
     <w:r>
       <w:tab/>
       <w:tab/>
-      <w:t>2026-05-27</w:t>
+      <w:t>2026-05-28</w:t>
       <w:br/>
       <w:br/>
     </w:r>

--- a/tillsyn/A 6353-2026 tillsynsbegäran.docx
+++ b/tillsyn/A 6353-2026 tillsynsbegäran.docx
@@ -309,7 +309,7 @@
     <w:r>
       <w:tab/>
       <w:tab/>
-      <w:t>2026-05-28</w:t>
+      <w:t>2026-05-29</w:t>
       <w:br/>
       <w:br/>
     </w:r>

--- a/tillsyn/A 6353-2026 tillsynsbegäran.docx
+++ b/tillsyn/A 6353-2026 tillsynsbegäran.docx
@@ -309,7 +309,7 @@
     <w:r>
       <w:tab/>
       <w:tab/>
-      <w:t>2026-05-29</w:t>
+      <w:t>2026-05-30</w:t>
       <w:br/>
       <w:br/>
     </w:r>

--- a/tillsyn/A 6353-2026 tillsynsbegäran.docx
+++ b/tillsyn/A 6353-2026 tillsynsbegäran.docx
@@ -309,7 +309,7 @@
     <w:r>
       <w:tab/>
       <w:tab/>
-      <w:t>2026-05-30</w:t>
+      <w:t>2026-05-31</w:t>
       <w:br/>
       <w:br/>
     </w:r>

--- a/tillsyn/A 6353-2026 tillsynsbegäran.docx
+++ b/tillsyn/A 6353-2026 tillsynsbegäran.docx
@@ -309,7 +309,7 @@
     <w:r>
       <w:tab/>
       <w:tab/>
-      <w:t>2026-05-31</w:t>
+      <w:t>2026-06-01</w:t>
       <w:br/>
       <w:br/>
     </w:r>

--- a/tillsyn/A 6353-2026 tillsynsbegäran.docx
+++ b/tillsyn/A 6353-2026 tillsynsbegäran.docx
@@ -309,7 +309,7 @@
     <w:r>
       <w:tab/>
       <w:tab/>
-      <w:t>2026-06-01</w:t>
+      <w:t>2026-06-02</w:t>
       <w:br/>
       <w:br/>
     </w:r>

--- a/tillsyn/A 6353-2026 tillsynsbegäran.docx
+++ b/tillsyn/A 6353-2026 tillsynsbegäran.docx
@@ -309,7 +309,7 @@
     <w:r>
       <w:tab/>
       <w:tab/>
-      <w:t>2026-06-02</w:t>
+      <w:t>2026-06-03</w:t>
       <w:br/>
       <w:br/>
     </w:r>

--- a/tillsyn/A 6353-2026 tillsynsbegäran.docx
+++ b/tillsyn/A 6353-2026 tillsynsbegäran.docx
@@ -309,7 +309,7 @@
     <w:r>
       <w:tab/>
       <w:tab/>
-      <w:t>2026-06-03</w:t>
+      <w:t>2026-06-04</w:t>
       <w:br/>
       <w:br/>
     </w:r>

--- a/tillsyn/A 6353-2026 tillsynsbegäran.docx
+++ b/tillsyn/A 6353-2026 tillsynsbegäran.docx
@@ -309,7 +309,7 @@
     <w:r>
       <w:tab/>
       <w:tab/>
-      <w:t>2026-06-04</w:t>
+      <w:t>2026-06-05</w:t>
       <w:br/>
       <w:br/>
     </w:r>

--- a/tillsyn/A 6353-2026 tillsynsbegäran.docx
+++ b/tillsyn/A 6353-2026 tillsynsbegäran.docx
@@ -309,7 +309,7 @@
     <w:r>
       <w:tab/>
       <w:tab/>
-      <w:t>2026-06-05</w:t>
+      <w:t>2026-06-06</w:t>
       <w:br/>
       <w:br/>
     </w:r>

--- a/tillsyn/A 6353-2026 tillsynsbegäran.docx
+++ b/tillsyn/A 6353-2026 tillsynsbegäran.docx
@@ -309,7 +309,7 @@
     <w:r>
       <w:tab/>
       <w:tab/>
-      <w:t>2026-06-06</w:t>
+      <w:t>2026-06-07</w:t>
       <w:br/>
       <w:br/>
     </w:r>

--- a/tillsyn/A 6353-2026 tillsynsbegäran.docx
+++ b/tillsyn/A 6353-2026 tillsynsbegäran.docx
@@ -309,7 +309,7 @@
     <w:r>
       <w:tab/>
       <w:tab/>
-      <w:t>2026-06-07</w:t>
+      <w:t>2026-06-08</w:t>
       <w:br/>
       <w:br/>
     </w:r>

--- a/tillsyn/A 6353-2026 tillsynsbegäran.docx
+++ b/tillsyn/A 6353-2026 tillsynsbegäran.docx
@@ -309,7 +309,7 @@
     <w:r>
       <w:tab/>
       <w:tab/>
-      <w:t>2026-06-08</w:t>
+      <w:t>2026-06-09</w:t>
       <w:br/>
       <w:br/>
     </w:r>

--- a/tillsyn/A 6353-2026 tillsynsbegäran.docx
+++ b/tillsyn/A 6353-2026 tillsynsbegäran.docx
@@ -309,7 +309,7 @@
     <w:r>
       <w:tab/>
       <w:tab/>
-      <w:t>2026-06-09</w:t>
+      <w:t>2026-06-10</w:t>
       <w:br/>
       <w:br/>
     </w:r>

--- a/tillsyn/A 6353-2026 tillsynsbegäran.docx
+++ b/tillsyn/A 6353-2026 tillsynsbegäran.docx
@@ -309,7 +309,7 @@
     <w:r>
       <w:tab/>
       <w:tab/>
-      <w:t>2026-06-10</w:t>
+      <w:t>2026-06-11</w:t>
       <w:br/>
       <w:br/>
     </w:r>

--- a/tillsyn/A 6353-2026 tillsynsbegäran.docx
+++ b/tillsyn/A 6353-2026 tillsynsbegäran.docx
@@ -309,7 +309,7 @@
     <w:r>
       <w:tab/>
       <w:tab/>
-      <w:t>2026-06-11</w:t>
+      <w:t>2026-06-12</w:t>
       <w:br/>
       <w:br/>
     </w:r>

--- a/tillsyn/A 6353-2026 tillsynsbegäran.docx
+++ b/tillsyn/A 6353-2026 tillsynsbegäran.docx
@@ -309,7 +309,7 @@
     <w:r>
       <w:tab/>
       <w:tab/>
-      <w:t>2026-06-12</w:t>
+      <w:t>2026-06-13</w:t>
       <w:br/>
       <w:br/>
     </w:r>

--- a/tillsyn/A 6353-2026 tillsynsbegäran.docx
+++ b/tillsyn/A 6353-2026 tillsynsbegäran.docx
@@ -309,7 +309,7 @@
     <w:r>
       <w:tab/>
       <w:tab/>
-      <w:t>2026-06-15</w:t>
+      <w:t>2026-06-16</w:t>
       <w:br/>
       <w:br/>
     </w:r>

--- a/tillsyn/A 6353-2026 tillsynsbegäran.docx
+++ b/tillsyn/A 6353-2026 tillsynsbegäran.docx
@@ -309,7 +309,7 @@
     <w:r>
       <w:tab/>
       <w:tab/>
-      <w:t>2026-06-16</w:t>
+      <w:t>2026-06-17</w:t>
       <w:br/>
       <w:br/>
     </w:r>

--- a/tillsyn/A 6353-2026 tillsynsbegäran.docx
+++ b/tillsyn/A 6353-2026 tillsynsbegäran.docx
@@ -1,6 +1,6 @@
 
 <file path=word/document.xml><?xml version="1.0" encoding="utf-8"?>
-<w:document xmlns:wpc="http://schemas.microsoft.com/office/word/2010/wordprocessingCanvas" xmlns:cx="http://schemas.microsoft.com/office/drawing/2014/chartex" xmlns:cx1="http://schemas.microsoft.com/office/drawing/2015/9/8/chartex" xmlns:cx2="http://schemas.microsoft.com/office/drawing/2015/10/21/chartex" xmlns:cx3="http://schemas.microsoft.com/office/drawing/2016/5/9/chartex" xmlns:cx4="http://schemas.microsoft.com/office/drawing/2016/5/10/chartex" xmlns:cx5="http://schemas.microsoft.com/office/drawing/2016/5/11/chartex" xmlns:cx6="http://schemas.microsoft.com/office/drawing/2016/5/12/chartex" xmlns:cx7="http://schemas.microsoft.com/office/drawing/2016/5/13/chartex" xmlns:cx8="http://schemas.microsoft.com/office/drawing/2016/5/14/chartex" xmlns:mc="http://schemas.openxmlformats.org/markup-compatibility/2006" xmlns:aink="http://schemas.microsoft.com/office/drawing/2016/ink" xmlns:am3d="http://schemas.microsoft.com/office/drawing/2017/model3d" xmlns:o="urn:schemas-microsoft-com:office:office" xmlns:oel="http://schemas.microsoft.com/office/2019/extlst" xmlns:r="http://schemas.openxmlformats.org/officeDocument/2006/relationships" xmlns:m="http://schemas.openxmlformats.org/officeDocument/2006/math" xmlns:v="urn:schemas-microsoft-com:vml" xmlns:wp14="http://schemas.microsoft.com/office/word/2010/wordprocessingDrawing" xmlns:wp="http://schemas.openxmlformats.org/drawingml/2006/wordprocessingDrawing" xmlns:w10="urn:schemas-microsoft-com:office:word" xmlns:w="http://schemas.openxmlformats.org/wordprocessingml/2006/main" xmlns:w14="http://schemas.microsoft.com/office/word/2010/wordml" xmlns:w15="http://schemas.microsoft.com/office/word/2012/wordml" xmlns:w16cex="http://schemas.microsoft.com/office/word/2018/wordml/cex" xmlns:w16cid="http://schemas.microsoft.com/office/word/2016/wordml/cid" xmlns:w16="http://schemas.microsoft.com/office/word/2018/wordml" xmlns:w16sdtdh="http://schemas.microsoft.com/office/word/2020/wordml/sdtdatahash" xmlns:w16se="http://schemas.microsoft.com/office/word/2015/wordml/symex" xmlns:wpg="http://schemas.microsoft.com/office/word/2010/wordprocessingGroup" xmlns:wpi="http://schemas.microsoft.com/office/word/2010/wordprocessingInk" xmlns:wne="http://schemas.microsoft.com/office/word/2006/wordml" xmlns:wps="http://schemas.microsoft.com/office/word/2010/wordprocessingShape" mc:Ignorable="w14 w15 w16se w16cid w16 w16cex w16sdtdh wp14">
+<w:document xmlns:wpc="http://schemas.microsoft.com/office/word/2010/wordprocessingCanvas" xmlns:cx="http://schemas.microsoft.com/office/drawing/2014/chartex" xmlns:cx1="http://schemas.microsoft.com/office/drawing/2015/9/8/chartex" xmlns:cx2="http://schemas.microsoft.com/office/drawing/2015/10/21/chartex" xmlns:cx3="http://schemas.microsoft.com/office/drawing/2016/5/9/chartex" xmlns:cx4="http://schemas.microsoft.com/office/drawing/2016/5/10/chartex" xmlns:cx5="http://schemas.microsoft.com/office/drawing/2016/5/11/chartex" xmlns:cx6="http://schemas.microsoft.com/office/drawing/2016/5/12/chartex" xmlns:cx7="http://schemas.microsoft.com/office/drawing/2016/5/13/chartex" xmlns:cx8="http://schemas.microsoft.com/office/drawing/2016/5/14/chartex" xmlns:mc="http://schemas.openxmlformats.org/markup-compatibility/2006" xmlns:aink="http://schemas.microsoft.com/office/drawing/2016/ink" xmlns:am3d="http://schemas.microsoft.com/office/drawing/2017/model3d" xmlns:o="urn:schemas-microsoft-com:office:office" xmlns:oel="http://schemas.microsoft.com/office/2019/extlst" xmlns:r="http://schemas.openxmlformats.org/officeDocument/2006/relationships" xmlns:m="http://schemas.openxmlformats.org/officeDocument/2006/math" xmlns:v="urn:schemas-microsoft-com:vml" xmlns:wp14="http://schemas.microsoft.com/office/word/2010/wordprocessingDrawing" xmlns:wp="http://schemas.openxmlformats.org/drawingml/2006/wordprocessingDrawing" xmlns:w10="urn:schemas-microsoft-com:office:word" xmlns:w="http://schemas.openxmlformats.org/wordprocessingml/2006/main" xmlns:w14="http://schemas.microsoft.com/office/word/2010/wordml" xmlns:w15="http://schemas.microsoft.com/office/word/2012/wordml" xmlns:w16cex="http://schemas.microsoft.com/office/word/2018/wordml/cex" xmlns:w16cid="http://schemas.microsoft.com/office/word/2016/wordml/cid" xmlns:w16="http://schemas.microsoft.com/office/word/2018/wordml" xmlns:w16du="http://schemas.microsoft.com/office/word/2023/wordml/word16du" xmlns:w16sdtdh="http://schemas.microsoft.com/office/word/2020/wordml/sdtdatahash" xmlns:w16sdtfl="http://schemas.microsoft.com/office/word/2024/wordml/sdtformatlock" xmlns:w16se="http://schemas.microsoft.com/office/word/2015/wordml/symex" xmlns:wpg="http://schemas.microsoft.com/office/word/2010/wordprocessingGroup" xmlns:wpi="http://schemas.microsoft.com/office/word/2010/wordprocessingInk" xmlns:wne="http://schemas.microsoft.com/office/word/2006/wordml" xmlns:wps="http://schemas.microsoft.com/office/word/2010/wordprocessingShape" mc:Ignorable="w14 w15 w16se w16cid w16 w16cex w16sdtdh w16sdtfl w16du wp14">
   <w:body>
     <w:p>
       <w:pPr>
@@ -12,35 +12,10 @@
     </w:p>
     <w:p>
       <w:r>
-        <w:t>Detta dokument behandlar höga naturvärden i avverkningsanmälan A 6353-2026 i Linköpings kommun. Denna avverkningsanmälan inkom 2026-02-02 14:43:57 och omfattar 6,8 ha.</w:t>
+        <w:t>Detta dokument behandlar höga naturvärden i avverkningsanmälan A 6353-2026 i Linköpings kommun som inkom 2026-02-02 och omfattar 6,8 ha.</w:t>
       </w:r>
-    </w:p>
-    <w:p>
       <w:r>
-        <w:t>Vi begär härmed att Skogsstyrelsen fattar beslut enligt miljöbalken som säkerställer att skogens höga naturvärden bevaras samt säkerställer att EU-lagstiftning efterlevs och att artskyddsbrott förhindras. Vi önskar även ta del av de ställningstaganden och beslut som myndigheterna meddelar till följd av aktuell avverkningsanmälan och föreningens inlaga (se 34 § förvaltningslagen).</w:t>
-      </w:r>
-    </w:p>
-    <w:p>
-      <w:r>
-        <w:t>Nedan beskrivs fynd av naturvårdsarter och fridlysta arter som gjorts i det avverkningsanmälda området.</w:t>
-      </w:r>
-    </w:p>
-    <w:p>
-      <w:pPr>
-        <w:pStyle w:val="Heading1"/>
-      </w:pPr>
-      <w:r>
-        <w:t>Naturvårdsarter</w:t>
-      </w:r>
-    </w:p>
-    <w:p>
-      <w:r>
-        <w:t>I avverkningsanmälan har följande 3 naturvårdsarter hittats: ask (EN), gulvit blekspik (VU) och gullviva (§9). Av dessa är 2 rödlistade. För rödlistade arter har rödlistekategorin angivits inom parentes. För fridlysta arter anges även paragrafen i Artskyddsförordningen som arten är fridlyst enligt.</w:t>
-      </w:r>
-    </w:p>
-    <w:p>
-      <w:r>
-        <w:t>De påträffade naturvårdsarterna är ett tydligt kvitto på att detta rör sig om en skog med höga naturvärden. I Figur 1 visas en karta över det avverkningsanmälda området, där samtliga fyndplatser för naturvårdsarter som finns registrerade på Artportalen har markerats.</w:t>
+        <w:t xml:space="preserve"> I Figur 1 visas fyndplatser för naturvårdsarter i området, som finns registrerade på Artportalen.</w:t>
       </w:r>
     </w:p>
     <w:p>
@@ -50,7 +25,7 @@
       <w:r>
         <w:drawing>
           <wp:inline xmlns:a="http://schemas.openxmlformats.org/drawingml/2006/main" xmlns:pic="http://schemas.openxmlformats.org/drawingml/2006/picture">
-            <wp:extent cx="5486400" cy="6106386"/>
+            <wp:extent cx="5273616" cy="5688000"/>
             <wp:docPr id="1" name="Picture 1"/>
             <wp:cNvGraphicFramePr>
               <a:graphicFrameLocks noChangeAspect="1"/>
@@ -71,7 +46,7 @@
                   <pic:spPr>
                     <a:xfrm>
                       <a:off x="0" y="0"/>
-                      <a:ext cx="5486400" cy="6106386"/>
+                      <a:ext cx="5273616" cy="5688000"/>
                     </a:xfrm>
                     <a:prstGeom prst="rect"/>
                   </pic:spPr>
@@ -85,9 +60,132 @@
     <w:p>
       <w:pPr>
         <w:pStyle w:val="Caption"/>
+        <w:spacing w:after="240"/>
       </w:pPr>
       <w:r>
-        <w:t>Figur 1. Fyndplatser för naturvårdsarter i det avverkningsanmälda området (röd linje). Markörer utan svart kant är placerade på fyndplatsen. Markörer med svart kant är placerade vid sidan av fyndplatsen och har ett svart streck som visar fyndplatsens exakta position. Kartans mittpunktskoordinat är N 6441978, E 521485 i SWEREF 99 TM.</w:t>
+        <w:t>Figur 1. Fyndplatser för naturvårdsarter i och inom 15 meter från avverkningsanmälan (röd linje). Inom parentes anges rödlistekategorier, S för signalarter, Tför typiska arter och fridlysningsparagrafer i artskyddsförordningen.Markörer utan svart kant är placerade på fyndplatsen. Markörer med svart kant är placerade vid sidan av fyndplatsen och har ett svart streck som visar fyndplatsens exakta position. Kartans mittpunktskoordinat är N 6441978, E 521485 i SWEREF 99 TM.</w:t>
+      </w:r>
+    </w:p>
+    <w:p>
+      <w:r>
+        <w:t>Vi begär härmed att Skogsstyrelsen fattar beslut enligt miljöbalken som säkerställer att skogens höga naturvärden bevaras samt att EU-lagstiftning efterlevs och att artskyddsbrott förhindras.</w:t>
+      </w:r>
+    </w:p>
+    <w:p>
+      <w:r>
+        <w:t>Vi önskar även ta del av de ställningstaganden och beslut som myndigheten meddelar till följd av aktuell avverkningsanmälan och föreningens inlaga (se 34 § förvaltningslagen).</w:t>
+      </w:r>
+    </w:p>
+    <w:p>
+      <w:r>
+        <w:t>Nedan beskrivs fynd av naturvårdsarter och fridlysta arter som gjorts i det avverkningsanmälda området. I BILAGA 1 finns artfakta om fridlysta arter.</w:t>
+      </w:r>
+    </w:p>
+    <w:p>
+      <w:pPr>
+        <w:pStyle w:val="Heading1"/>
+      </w:pPr>
+      <w:r>
+        <w:t>Naturvårdsarter</w:t>
+      </w:r>
+    </w:p>
+    <w:p>
+      <w:r>
+        <w:t>I och inom 15 meter från avverkningsanmälan har följande 7 naturvårdsarter hittats: ask (EN), gulvit blekspik (VU, T), bivråk (NT, §4), grynig filtlav (NT, T), bårdlav (S, T), dvärgtufs (S) och gullviva (§9). Av dessa är 4 rödlistade. För rödlistade arter har rödlistekategorin angivits inom parentes. Arter som är signalarter enligt Skogsstyrelsen har markerats med (S). Typiska arter inom Natura 2000 som är kopplade till skogsekosystem har markerats med (T). För fridlysta arter anges även paragrafen i Artskyddsförordningen som arten är fridlyst enligt.</w:t>
+      </w:r>
+    </w:p>
+    <w:p>
+      <w:r>
+        <w:t>De påträffade naturvårdsarterna är ett tydligt kvitto på att det rör sig om en skog med höga naturvärden.</w:t>
+      </w:r>
+    </w:p>
+    <w:p>
+      <w:pPr>
+        <w:pStyle w:val="Heading2"/>
+      </w:pPr>
+      <w:r>
+        <w:t>Fridlysta arter</w:t>
+      </w:r>
+    </w:p>
+    <w:p>
+      <w:r>
+        <w:t>Följande fridlysta arter har sina livsmiljöer och växtplatser i den avverkningsanmälda skogen: bivråk (NT, §4) och gullviva (§9).</w:t>
+      </w:r>
+    </w:p>
+    <w:p>
+      <w:r>
+        <w:t xml:space="preserve">Observera att medlemsländerna är skyldiga att agera i enlighet med EU:s fågeldirektiv där det uttryckligen står att direktivet gäller för fåglar samt för deras ägg, bon och </w:t>
+      </w:r>
+      <w:r>
+        <w:rPr>
+          <w:b/>
+        </w:rPr>
+        <w:t xml:space="preserve">livsmiljöer </w:t>
+      </w:r>
+      <w:r>
+        <w:t>(artikel 1). Vidare att de åtgärder som vidtas inte får leda till en försämring av den nuvarande situationen beträffande bevarandet av de fågelarter som avses i artikel 1 (artikel 13). Fågeldirektivet är styrande för tillsynsansvariga myndigheters ärendehantering, ställningstaganden och beslutsfattande.</w:t>
+      </w:r>
+    </w:p>
+    <w:p>
+      <w:r>
+        <w:rPr>
+          <w:b/>
+        </w:rPr>
+        <w:t>Bivråk (NT, §4)</w:t>
+      </w:r>
+      <w:r>
+        <w:t xml:space="preserve"> ingår i bilaga 1 i EU:s fågeldirektiv och är prioriterad art i Skogsvårdslagen. Den har minskat med 2/3-delar sedan 1970-talet och under de senaste 30 åren har minskningstakten uppgått till 22.5 (15–30) %. Arten häckar i tät, ogallrad skog på högproduktiv mark, i södra Sverige främst i lövskogsrika trakter, i Norrland till stor del i högproduktiv granskog, Födan består av getinglarver och -puppor, men även av fågelungar och groddjur. Bivråken påverkas negativt av avverkning och omföring av lövträdsrika marker till täta produktionsskogar av barrträd samt av den allmänna "</w:t>
+      </w:r>
+      <w:r>
+        <w:rPr>
+          <w:i/>
+        </w:rPr>
+        <w:t>förtorkningen</w:t>
+      </w:r>
+      <w:r>
+        <w:t>" av landskapet genom täckdikning, dikning av skogsmark etc. Bevara lövskogar och öka andelen löv i barrskog. Gallra inte i onödan och inte alls i sumpskog. Dika inte ut vattensamlingar, sumpskogar, alkärr eller andra våta miljöer. Kring alla boplatser ska det lämnas en skyddszon vid avverkning eller andra skogliga åtgärder. Som tumregel ska skyddszonen vara så bred att boet inte syns väl från öppen mark. Minskningstakten för den svenska populationen bedöms vara nära gränsvärdet för Sårbar (VU) (SLU Artdatabanken, 2026; Skogsstyrelsen, 2016).</w:t>
+      </w:r>
+    </w:p>
+    <w:p>
+      <w:r>
+        <w:rPr>
+          <w:b/>
+        </w:rPr>
+        <w:t>Gullviva (§9)</w:t>
+      </w:r>
+      <w:r>
+        <w:t xml:space="preserve"> är värdväxt för bland annat den rödlistade och sällsynta fjärilen gullvivefjäril (VU) samt typisk art för </w:t>
+      </w:r>
+      <w:r>
+        <w:rPr>
+          <w:i/>
+        </w:rPr>
+        <w:t xml:space="preserve">9070 Trädklädd betesmark, 6530 Lövängar, 6510 Slåtterängar i låglandet </w:t>
+      </w:r>
+      <w:r>
+        <w:t>och</w:t>
+      </w:r>
+      <w:r>
+        <w:rPr>
+          <w:i/>
+        </w:rPr>
+        <w:t xml:space="preserve"> 6270 Silikatgräsmarker</w:t>
+      </w:r>
+      <w:r>
+        <w:t xml:space="preserve"> (SLU Artdatabanken, 2025).</w:t>
+      </w:r>
+    </w:p>
+    <w:p>
+      <w:r>
+        <w:t>I BILAGA 1 finns mer detaljerad information om ekologi samt krav på livsmiljö hos fridlysta arter.</w:t>
+      </w:r>
+    </w:p>
+    <w:p>
+      <w:pPr>
+        <w:pStyle w:val="Heading2"/>
+      </w:pPr>
+      <w:r>
+        <w:t>Övriga naturvårdsarter</w:t>
       </w:r>
     </w:p>
     <w:p>
@@ -99,6 +197,91 @@
       </w:r>
       <w:r>
         <w:t xml:space="preserve"> växer naturligt på frisk till fuktig, näringsrik, mullrik mark, gärna med rörligt, ytnära grundvatten. Asken är mycket viktig för den biologiska mångfalden och den är värd för minst 213 arter i olika organismgrupper, av vilka åtminstone 42 är askspecialister, ytterligare 8 arter förekommer endast på ask och alm. Bland dessa kan nämnas asknätfjäril (EN, §4a), askvårtlav (EN) och askpraktbagge (NT). Det finns en ökad risk att dessa arter försvinner när populationen av ask minskar. Asken är kraftigt drabbad av askskottsjukan, men angripna askar bör inte avverkas eftersom det är så många andra arter knutna till ask, såväl till döda som till levande träd. Eftersom sjukdomen är vindspridd så finns den redan nästan överallt där det finns askar, och till skillnad från almsjukan så förhindrar eller försvårar man inte spridningen genom att ta bort träd. Asken är globalt rödlistad som nära hotad (NT) vilket medför ett internationellt ansvar för arten (SLU Artdatabanken, 2026; IUCN, 2017).</w:t>
+      </w:r>
+    </w:p>
+    <w:p>
+      <w:r>
+        <w:rPr>
+          <w:b/>
+        </w:rPr>
+        <w:t>Bårdlav</w:t>
+      </w:r>
+      <w:r>
+        <w:t xml:space="preserve"> signalerar miljöer med höga naturvärden och på lokalerna finns vanligtvis många andra ovanliga och rödlistade arter. Den visar även på platser med hög och jämn luftfuktighet. På bårdlav och andra njurlavar (Nephroma) kan de sällsynta parasiterna </w:t>
+      </w:r>
+      <w:r>
+        <w:rPr>
+          <w:i/>
+        </w:rPr>
+        <w:t xml:space="preserve">Protounguicularia nephromatis </w:t>
+      </w:r>
+      <w:r>
+        <w:t xml:space="preserve">(VU) och </w:t>
+      </w:r>
+      <w:r>
+        <w:rPr>
+          <w:i/>
+        </w:rPr>
+        <w:t xml:space="preserve">Tremella nephromatis </w:t>
+      </w:r>
+      <w:r>
+        <w:t xml:space="preserve">(DD) påträffas. Bårdlav är typisk art för </w:t>
+      </w:r>
+      <w:r>
+        <w:rPr>
+          <w:i/>
+        </w:rPr>
+        <w:t xml:space="preserve">9010 Taiga, 9020 Nordlig ädellövskog, 9070 Trädklädd betesmark, 9110 Näringsfattig bokskog, 9160 Näringsrik ekskog, 9180 Ädellövskog i branter </w:t>
+      </w:r>
+      <w:r>
+        <w:t>och</w:t>
+      </w:r>
+      <w:r>
+        <w:rPr>
+          <w:i/>
+        </w:rPr>
+        <w:t xml:space="preserve"> 9190 Näringsfattig ekskog</w:t>
+      </w:r>
+      <w:r>
+        <w:t xml:space="preserve"> (SLU Artdatabanken, 2026; Nitare &amp; Skogsstyrelsen, 2019).</w:t>
+      </w:r>
+    </w:p>
+    <w:p>
+      <w:r>
+        <w:rPr>
+          <w:b/>
+        </w:rPr>
+        <w:t>Grynig filtlav (NT)</w:t>
+      </w:r>
+      <w:r>
+        <w:t xml:space="preserve"> tillhör en grupp fuktighetskrävande, storväxta bladlavar där också bl.a. lunglav (NT) ingår. Den växer framför allt på gamla mossiga stammar av lövträd, särskilt ädellövträd samt asp och sälg, i kulturmarker, lövskogar, halvöppna och lövrika barrblandskogar i områden med hög luftfuktighet. Arten indikerar långvarig förekomst av gamla lövträd och ett mikroklimat med konstant hög och jämn luftfuktighet. Grynig filtlav är typisk art för </w:t>
+      </w:r>
+      <w:r>
+        <w:rPr>
+          <w:i/>
+        </w:rPr>
+        <w:t>9010 Taiga, 9020 Nordlig ädellövskog, 9110 Näringsfattig bokskog, 9130 Näringsrik bokskog, 9160 Näringsrik ekskog, 9180 Ädellövskog i branter,</w:t>
+      </w:r>
+      <w:r>
+        <w:t xml:space="preserve"> </w:t>
+      </w:r>
+      <w:r>
+        <w:rPr>
+          <w:i/>
+        </w:rPr>
+        <w:t>9190 Näringsfattig ekskog</w:t>
+      </w:r>
+      <w:r>
+        <w:t xml:space="preserve"> och </w:t>
+      </w:r>
+      <w:r>
+        <w:rPr>
+          <w:i/>
+        </w:rPr>
+        <w:t>9070 Trädklädd betesmark</w:t>
+      </w:r>
+      <w:r>
+        <w:t xml:space="preserve"> (SLU Artdatabanken, 2024; Nitare &amp; Skogsstyrelsen, 2019).</w:t>
       </w:r>
     </w:p>
     <w:p>
@@ -140,45 +323,86 @@
       </w:r>
     </w:p>
     <w:p>
+      <w:r>
+        <w:br w:type="page"/>
+      </w:r>
+    </w:p>
+    <w:p>
+      <w:pPr>
+        <w:pStyle w:val="Title"/>
+      </w:pPr>
+      <w:r>
+        <w:t>BILAGA 1 – Fridlysta arter</w:t>
+      </w:r>
+    </w:p>
+    <w:p>
       <w:pPr>
         <w:pStyle w:val="Heading1"/>
       </w:pPr>
       <w:r>
-        <w:t>Fridlysta arter</w:t>
+        <w:t>Bivråk – ekologi samt krav på livsmiljön</w:t>
       </w:r>
     </w:p>
     <w:p>
       <w:r>
-        <w:t>Följande fridlysta arter har sina livsmiljöer och växtplatser i den avverkningsanmälda skogen: gullviva (§9).</w:t>
+        <w:t>Bivråk (NT, §4) ingår i bilaga 1 i EU:s fågeldirektiv och är prioriterad art i Skogsvårdslagen. Den har minskat med 2/3-delar sedan 1970-talet och under de senaste 30 åren har minskningstakten uppgått till 22.5 (15–30) %. Minskningstakten för den svenska populationen bedöms vara nära gränsvärdet för Sårbar (VU) (SLU Artdatabanken, 2026).</w:t>
       </w:r>
     </w:p>
     <w:p>
       <w:r>
-        <w:rPr>
-          <w:b/>
-        </w:rPr>
-        <w:t>Gullviva (§9)</w:t>
+        <w:t>Arten häckar i tät, ogallrad skog på högproduktiv mark, i södra Sverige främst i lövskogsrika trakter, i Norrland till stor del i högproduktiv granskog, Födan består av getinglarver och -puppor, men även av fågelungar och groddjur. (SLU Artdatabanken, 2026).</w:t>
       </w:r>
+    </w:p>
+    <w:p>
       <w:r>
-        <w:t xml:space="preserve"> är värdväxt för bland annat den rödlistade och sällsynta fjärilen gullvivefjäril (VU) samt typisk art för </w:t>
+        <w:t>En trolig delförklaring till minskande bivråksstammar är att det i dagens skogs- och jordbruksbygder finns ett sämre utbud av insektsrika biotoper jämfört med förhållandena för 20–40 år sedan. Minskad insektsrikedom innebär förmodligen en lägre täthet av sociala getingsamhällen och därmed sämre förutsättningar för bivråkens häckning. En allmän "</w:t>
       </w:r>
       <w:r>
         <w:rPr>
           <w:i/>
         </w:rPr>
-        <w:t xml:space="preserve">9070 Trädklädd betesmark, 6530 Lövängar, 6510 Slåtterängar i låglandet </w:t>
+        <w:t>förtorkning</w:t>
       </w:r>
       <w:r>
-        <w:t>och</w:t>
+        <w:t>" av landskapet (täckdikning, dikning av skogsmark etc.) liksom omföring av lövträdsrika marker till täta produktionsskogar av barrträd medför dessutom en försämrad förekomst av tättingar (trastar etc.) och grodor, vilket sannolikt påverkar bivråken negativt. (SLU Artdatabanken, 2026).</w:t>
+      </w:r>
+    </w:p>
+    <w:p>
+      <w:r>
+        <w:t>Bevara lövskogar och öka andelen löv i barrskog. Gallra inte i onödan och inte alls i sumpskog. Dika inte ut vattensamlingar, sumpskogar, alkärr eller andra våta miljöer. Kring alla boplatser ska det lämnas en skyddszon vid avverkning eller andra skogliga åtgärder. Som tumregel ska skyddszonen vara så bred att boet inte syns väl från öppen mark (SLU Artdatabanken, 2026; Skogsstyrelsen, 2016).</w:t>
+      </w:r>
+    </w:p>
+    <w:p>
+      <w:pPr>
+        <w:pStyle w:val="Heading2"/>
+      </w:pPr>
+      <w:r>
+        <w:t>Referenser – bivråk</w:t>
+      </w:r>
+    </w:p>
+    <w:p>
+      <w:r>
+        <w:t xml:space="preserve">Skogsstyrelsen, 2016. </w:t>
       </w:r>
       <w:r>
         <w:rPr>
           <w:i/>
         </w:rPr>
-        <w:t xml:space="preserve"> 6270 Silikatgräsmarker</w:t>
+        <w:t>Vägledning för hänsyn till bivråk.</w:t>
+      </w:r>
+    </w:p>
+    <w:p>
+      <w:r>
+        <w:t xml:space="preserve">SLU Artdatabanken, 2026. </w:t>
       </w:r>
       <w:r>
-        <w:t xml:space="preserve"> (SLU Artdatabanken, 2025).</w:t>
+        <w:rPr>
+          <w:i/>
+        </w:rPr>
+        <w:t xml:space="preserve">Artfaktablad. Naturvård – artfakta. </w:t>
+      </w:r>
+      <w:r>
+        <w:t>SLU Artdatabanken, Uppsala</w:t>
       </w:r>
     </w:p>
     <w:sectPr>
@@ -199,7 +423,7 @@
 </file>
 
 <file path=word/endnotes.xml><?xml version="1.0" encoding="utf-8"?>
-<w:endnotes xmlns:wpc="http://schemas.microsoft.com/office/word/2010/wordprocessingCanvas" xmlns:cx="http://schemas.microsoft.com/office/drawing/2014/chartex" xmlns:cx1="http://schemas.microsoft.com/office/drawing/2015/9/8/chartex" xmlns:cx2="http://schemas.microsoft.com/office/drawing/2015/10/21/chartex" xmlns:cx3="http://schemas.microsoft.com/office/drawing/2016/5/9/chartex" xmlns:cx4="http://schemas.microsoft.com/office/drawing/2016/5/10/chartex" xmlns:cx5="http://schemas.microsoft.com/office/drawing/2016/5/11/chartex" xmlns:cx6="http://schemas.microsoft.com/office/drawing/2016/5/12/chartex" xmlns:cx7="http://schemas.microsoft.com/office/drawing/2016/5/13/chartex" xmlns:cx8="http://schemas.microsoft.com/office/drawing/2016/5/14/chartex" xmlns:mc="http://schemas.openxmlformats.org/markup-compatibility/2006" xmlns:aink="http://schemas.microsoft.com/office/drawing/2016/ink" xmlns:am3d="http://schemas.microsoft.com/office/drawing/2017/model3d" xmlns:o="urn:schemas-microsoft-com:office:office" xmlns:oel="http://schemas.microsoft.com/office/2019/extlst" xmlns:r="http://schemas.openxmlformats.org/officeDocument/2006/relationships" xmlns:m="http://schemas.openxmlformats.org/officeDocument/2006/math" xmlns:v="urn:schemas-microsoft-com:vml" xmlns:wp14="http://schemas.microsoft.com/office/word/2010/wordprocessingDrawing" xmlns:wp="http://schemas.openxmlformats.org/drawingml/2006/wordprocessingDrawing" xmlns:w10="urn:schemas-microsoft-com:office:word" xmlns:w="http://schemas.openxmlformats.org/wordprocessingml/2006/main" xmlns:w14="http://schemas.microsoft.com/office/word/2010/wordml" xmlns:w15="http://schemas.microsoft.com/office/word/2012/wordml" xmlns:w16cex="http://schemas.microsoft.com/office/word/2018/wordml/cex" xmlns:w16cid="http://schemas.microsoft.com/office/word/2016/wordml/cid" xmlns:w16="http://schemas.microsoft.com/office/word/2018/wordml" xmlns:w16sdtdh="http://schemas.microsoft.com/office/word/2020/wordml/sdtdatahash" xmlns:w16se="http://schemas.microsoft.com/office/word/2015/wordml/symex" xmlns:wpg="http://schemas.microsoft.com/office/word/2010/wordprocessingGroup" xmlns:wpi="http://schemas.microsoft.com/office/word/2010/wordprocessingInk" xmlns:wne="http://schemas.microsoft.com/office/word/2006/wordml" xmlns:wps="http://schemas.microsoft.com/office/word/2010/wordprocessingShape" mc:Ignorable="w14 w15 w16se w16cid w16 w16cex w16sdtdh wp14">
+<w:endnotes xmlns:wpc="http://schemas.microsoft.com/office/word/2010/wordprocessingCanvas" xmlns:cx="http://schemas.microsoft.com/office/drawing/2014/chartex" xmlns:cx1="http://schemas.microsoft.com/office/drawing/2015/9/8/chartex" xmlns:cx2="http://schemas.microsoft.com/office/drawing/2015/10/21/chartex" xmlns:cx3="http://schemas.microsoft.com/office/drawing/2016/5/9/chartex" xmlns:cx4="http://schemas.microsoft.com/office/drawing/2016/5/10/chartex" xmlns:cx5="http://schemas.microsoft.com/office/drawing/2016/5/11/chartex" xmlns:cx6="http://schemas.microsoft.com/office/drawing/2016/5/12/chartex" xmlns:cx7="http://schemas.microsoft.com/office/drawing/2016/5/13/chartex" xmlns:cx8="http://schemas.microsoft.com/office/drawing/2016/5/14/chartex" xmlns:mc="http://schemas.openxmlformats.org/markup-compatibility/2006" xmlns:aink="http://schemas.microsoft.com/office/drawing/2016/ink" xmlns:am3d="http://schemas.microsoft.com/office/drawing/2017/model3d" xmlns:o="urn:schemas-microsoft-com:office:office" xmlns:oel="http://schemas.microsoft.com/office/2019/extlst" xmlns:r="http://schemas.openxmlformats.org/officeDocument/2006/relationships" xmlns:m="http://schemas.openxmlformats.org/officeDocument/2006/math" xmlns:v="urn:schemas-microsoft-com:vml" xmlns:wp14="http://schemas.microsoft.com/office/word/2010/wordprocessingDrawing" xmlns:wp="http://schemas.openxmlformats.org/drawingml/2006/wordprocessingDrawing" xmlns:w10="urn:schemas-microsoft-com:office:word" xmlns:w="http://schemas.openxmlformats.org/wordprocessingml/2006/main" xmlns:w14="http://schemas.microsoft.com/office/word/2010/wordml" xmlns:w15="http://schemas.microsoft.com/office/word/2012/wordml" xmlns:w16cex="http://schemas.microsoft.com/office/word/2018/wordml/cex" xmlns:w16cid="http://schemas.microsoft.com/office/word/2016/wordml/cid" xmlns:w16="http://schemas.microsoft.com/office/word/2018/wordml" xmlns:w16du="http://schemas.microsoft.com/office/word/2023/wordml/word16du" xmlns:w16sdtdh="http://schemas.microsoft.com/office/word/2020/wordml/sdtdatahash" xmlns:w16sdtfl="http://schemas.microsoft.com/office/word/2024/wordml/sdtformatlock" xmlns:w16se="http://schemas.microsoft.com/office/word/2015/wordml/symex" xmlns:wpg="http://schemas.microsoft.com/office/word/2010/wordprocessingGroup" xmlns:wpi="http://schemas.microsoft.com/office/word/2010/wordprocessingInk" xmlns:wne="http://schemas.microsoft.com/office/word/2006/wordml" xmlns:wps="http://schemas.microsoft.com/office/word/2010/wordprocessingShape" mc:Ignorable="w14 w15 w16se w16cid w16 w16cex w16sdtdh w16sdtfl w16du wp14">
   <w:endnote w:type="separator" w:id="-1">
     <w:p>
       <w:pPr>
@@ -224,7 +448,7 @@
 </file>
 
 <file path=word/footer1.xml><?xml version="1.0" encoding="utf-8"?>
-<w:ftr xmlns:wpc="http://schemas.microsoft.com/office/word/2010/wordprocessingCanvas" xmlns:cx="http://schemas.microsoft.com/office/drawing/2014/chartex" xmlns:cx1="http://schemas.microsoft.com/office/drawing/2015/9/8/chartex" xmlns:cx2="http://schemas.microsoft.com/office/drawing/2015/10/21/chartex" xmlns:cx3="http://schemas.microsoft.com/office/drawing/2016/5/9/chartex" xmlns:cx4="http://schemas.microsoft.com/office/drawing/2016/5/10/chartex" xmlns:cx5="http://schemas.microsoft.com/office/drawing/2016/5/11/chartex" xmlns:cx6="http://schemas.microsoft.com/office/drawing/2016/5/12/chartex" xmlns:cx7="http://schemas.microsoft.com/office/drawing/2016/5/13/chartex" xmlns:cx8="http://schemas.microsoft.com/office/drawing/2016/5/14/chartex" xmlns:mc="http://schemas.openxmlformats.org/markup-compatibility/2006" xmlns:aink="http://schemas.microsoft.com/office/drawing/2016/ink" xmlns:am3d="http://schemas.microsoft.com/office/drawing/2017/model3d" xmlns:o="urn:schemas-microsoft-com:office:office" xmlns:oel="http://schemas.microsoft.com/office/2019/extlst" xmlns:r="http://schemas.openxmlformats.org/officeDocument/2006/relationships" xmlns:m="http://schemas.openxmlformats.org/officeDocument/2006/math" xmlns:v="urn:schemas-microsoft-com:vml" xmlns:wp14="http://schemas.microsoft.com/office/word/2010/wordprocessingDrawing" xmlns:wp="http://schemas.openxmlformats.org/drawingml/2006/wordprocessingDrawing" xmlns:w10="urn:schemas-microsoft-com:office:word" xmlns:w="http://schemas.openxmlformats.org/wordprocessingml/2006/main" xmlns:w14="http://schemas.microsoft.com/office/word/2010/wordml" xmlns:w15="http://schemas.microsoft.com/office/word/2012/wordml" xmlns:w16cex="http://schemas.microsoft.com/office/word/2018/wordml/cex" xmlns:w16cid="http://schemas.microsoft.com/office/word/2016/wordml/cid" xmlns:w16="http://schemas.microsoft.com/office/word/2018/wordml" xmlns:w16sdtdh="http://schemas.microsoft.com/office/word/2020/wordml/sdtdatahash" xmlns:w16se="http://schemas.microsoft.com/office/word/2015/wordml/symex" xmlns:wpg="http://schemas.microsoft.com/office/word/2010/wordprocessingGroup" xmlns:wpi="http://schemas.microsoft.com/office/word/2010/wordprocessingInk" xmlns:wne="http://schemas.microsoft.com/office/word/2006/wordml" xmlns:wps="http://schemas.microsoft.com/office/word/2010/wordprocessingShape" mc:Ignorable="w14 w15 w16se w16cid w16 w16cex w16sdtdh wp14">
+<w:ftr xmlns:wpc="http://schemas.microsoft.com/office/word/2010/wordprocessingCanvas" xmlns:cx="http://schemas.microsoft.com/office/drawing/2014/chartex" xmlns:cx1="http://schemas.microsoft.com/office/drawing/2015/9/8/chartex" xmlns:cx2="http://schemas.microsoft.com/office/drawing/2015/10/21/chartex" xmlns:cx3="http://schemas.microsoft.com/office/drawing/2016/5/9/chartex" xmlns:cx4="http://schemas.microsoft.com/office/drawing/2016/5/10/chartex" xmlns:cx5="http://schemas.microsoft.com/office/drawing/2016/5/11/chartex" xmlns:cx6="http://schemas.microsoft.com/office/drawing/2016/5/12/chartex" xmlns:cx7="http://schemas.microsoft.com/office/drawing/2016/5/13/chartex" xmlns:cx8="http://schemas.microsoft.com/office/drawing/2016/5/14/chartex" xmlns:mc="http://schemas.openxmlformats.org/markup-compatibility/2006" xmlns:aink="http://schemas.microsoft.com/office/drawing/2016/ink" xmlns:am3d="http://schemas.microsoft.com/office/drawing/2017/model3d" xmlns:o="urn:schemas-microsoft-com:office:office" xmlns:oel="http://schemas.microsoft.com/office/2019/extlst" xmlns:r="http://schemas.openxmlformats.org/officeDocument/2006/relationships" xmlns:m="http://schemas.openxmlformats.org/officeDocument/2006/math" xmlns:v="urn:schemas-microsoft-com:vml" xmlns:wp14="http://schemas.microsoft.com/office/word/2010/wordprocessingDrawing" xmlns:wp="http://schemas.openxmlformats.org/drawingml/2006/wordprocessingDrawing" xmlns:w10="urn:schemas-microsoft-com:office:word" xmlns:w="http://schemas.openxmlformats.org/wordprocessingml/2006/main" xmlns:w14="http://schemas.microsoft.com/office/word/2010/wordml" xmlns:w15="http://schemas.microsoft.com/office/word/2012/wordml" xmlns:w16cex="http://schemas.microsoft.com/office/word/2018/wordml/cex" xmlns:w16cid="http://schemas.microsoft.com/office/word/2016/wordml/cid" xmlns:w16="http://schemas.microsoft.com/office/word/2018/wordml" xmlns:w16du="http://schemas.microsoft.com/office/word/2023/wordml/word16du" xmlns:w16sdtdh="http://schemas.microsoft.com/office/word/2020/wordml/sdtdatahash" xmlns:w16sdtfl="http://schemas.microsoft.com/office/word/2024/wordml/sdtformatlock" xmlns:w16se="http://schemas.microsoft.com/office/word/2015/wordml/symex" xmlns:wpg="http://schemas.microsoft.com/office/word/2010/wordprocessingGroup" xmlns:wpi="http://schemas.microsoft.com/office/word/2010/wordprocessingInk" xmlns:wne="http://schemas.microsoft.com/office/word/2006/wordml" xmlns:wps="http://schemas.microsoft.com/office/word/2010/wordprocessingShape" mc:Ignorable="w14 w15 w16se w16cid w16 w16cex w16sdtdh w16sdtfl w16du wp14">
   <w:p>
     <w:pPr>
       <w:pStyle w:val="Footer"/>
@@ -234,7 +458,7 @@
 </file>
 
 <file path=word/footer2.xml><?xml version="1.0" encoding="utf-8"?>
-<w:ftr xmlns:wpc="http://schemas.microsoft.com/office/word/2010/wordprocessingCanvas" xmlns:cx="http://schemas.microsoft.com/office/drawing/2014/chartex" xmlns:cx1="http://schemas.microsoft.com/office/drawing/2015/9/8/chartex" xmlns:cx2="http://schemas.microsoft.com/office/drawing/2015/10/21/chartex" xmlns:cx3="http://schemas.microsoft.com/office/drawing/2016/5/9/chartex" xmlns:cx4="http://schemas.microsoft.com/office/drawing/2016/5/10/chartex" xmlns:cx5="http://schemas.microsoft.com/office/drawing/2016/5/11/chartex" xmlns:cx6="http://schemas.microsoft.com/office/drawing/2016/5/12/chartex" xmlns:cx7="http://schemas.microsoft.com/office/drawing/2016/5/13/chartex" xmlns:cx8="http://schemas.microsoft.com/office/drawing/2016/5/14/chartex" xmlns:mc="http://schemas.openxmlformats.org/markup-compatibility/2006" xmlns:aink="http://schemas.microsoft.com/office/drawing/2016/ink" xmlns:am3d="http://schemas.microsoft.com/office/drawing/2017/model3d" xmlns:o="urn:schemas-microsoft-com:office:office" xmlns:oel="http://schemas.microsoft.com/office/2019/extlst" xmlns:r="http://schemas.openxmlformats.org/officeDocument/2006/relationships" xmlns:m="http://schemas.openxmlformats.org/officeDocument/2006/math" xmlns:v="urn:schemas-microsoft-com:vml" xmlns:wp14="http://schemas.microsoft.com/office/word/2010/wordprocessingDrawing" xmlns:wp="http://schemas.openxmlformats.org/drawingml/2006/wordprocessingDrawing" xmlns:w10="urn:schemas-microsoft-com:office:word" xmlns:w="http://schemas.openxmlformats.org/wordprocessingml/2006/main" xmlns:w14="http://schemas.microsoft.com/office/word/2010/wordml" xmlns:w15="http://schemas.microsoft.com/office/word/2012/wordml" xmlns:w16cex="http://schemas.microsoft.com/office/word/2018/wordml/cex" xmlns:w16cid="http://schemas.microsoft.com/office/word/2016/wordml/cid" xmlns:w16="http://schemas.microsoft.com/office/word/2018/wordml" xmlns:w16sdtdh="http://schemas.microsoft.com/office/word/2020/wordml/sdtdatahash" xmlns:w16se="http://schemas.microsoft.com/office/word/2015/wordml/symex" xmlns:wpg="http://schemas.microsoft.com/office/word/2010/wordprocessingGroup" xmlns:wpi="http://schemas.microsoft.com/office/word/2010/wordprocessingInk" xmlns:wne="http://schemas.microsoft.com/office/word/2006/wordml" xmlns:wps="http://schemas.microsoft.com/office/word/2010/wordprocessingShape" mc:Ignorable="w14 w15 w16se w16cid w16 w16cex w16sdtdh wp14">
+<w:ftr xmlns:wpc="http://schemas.microsoft.com/office/word/2010/wordprocessingCanvas" xmlns:cx="http://schemas.microsoft.com/office/drawing/2014/chartex" xmlns:cx1="http://schemas.microsoft.com/office/drawing/2015/9/8/chartex" xmlns:cx2="http://schemas.microsoft.com/office/drawing/2015/10/21/chartex" xmlns:cx3="http://schemas.microsoft.com/office/drawing/2016/5/9/chartex" xmlns:cx4="http://schemas.microsoft.com/office/drawing/2016/5/10/chartex" xmlns:cx5="http://schemas.microsoft.com/office/drawing/2016/5/11/chartex" xmlns:cx6="http://schemas.microsoft.com/office/drawing/2016/5/12/chartex" xmlns:cx7="http://schemas.microsoft.com/office/drawing/2016/5/13/chartex" xmlns:cx8="http://schemas.microsoft.com/office/drawing/2016/5/14/chartex" xmlns:mc="http://schemas.openxmlformats.org/markup-compatibility/2006" xmlns:aink="http://schemas.microsoft.com/office/drawing/2016/ink" xmlns:am3d="http://schemas.microsoft.com/office/drawing/2017/model3d" xmlns:o="urn:schemas-microsoft-com:office:office" xmlns:oel="http://schemas.microsoft.com/office/2019/extlst" xmlns:r="http://schemas.openxmlformats.org/officeDocument/2006/relationships" xmlns:m="http://schemas.openxmlformats.org/officeDocument/2006/math" xmlns:v="urn:schemas-microsoft-com:vml" xmlns:wp14="http://schemas.microsoft.com/office/word/2010/wordprocessingDrawing" xmlns:wp="http://schemas.openxmlformats.org/drawingml/2006/wordprocessingDrawing" xmlns:w10="urn:schemas-microsoft-com:office:word" xmlns:w="http://schemas.openxmlformats.org/wordprocessingml/2006/main" xmlns:w14="http://schemas.microsoft.com/office/word/2010/wordml" xmlns:w15="http://schemas.microsoft.com/office/word/2012/wordml" xmlns:w16cex="http://schemas.microsoft.com/office/word/2018/wordml/cex" xmlns:w16cid="http://schemas.microsoft.com/office/word/2016/wordml/cid" xmlns:w16="http://schemas.microsoft.com/office/word/2018/wordml" xmlns:w16du="http://schemas.microsoft.com/office/word/2023/wordml/word16du" xmlns:w16sdtdh="http://schemas.microsoft.com/office/word/2020/wordml/sdtdatahash" xmlns:w16sdtfl="http://schemas.microsoft.com/office/word/2024/wordml/sdtformatlock" xmlns:w16se="http://schemas.microsoft.com/office/word/2015/wordml/symex" xmlns:wpg="http://schemas.microsoft.com/office/word/2010/wordprocessingGroup" xmlns:wpi="http://schemas.microsoft.com/office/word/2010/wordprocessingInk" xmlns:wne="http://schemas.microsoft.com/office/word/2006/wordml" xmlns:wps="http://schemas.microsoft.com/office/word/2010/wordprocessingShape" mc:Ignorable="w14 w15 w16se w16cid w16 w16cex w16sdtdh w16sdtfl w16du wp14">
   <w:p>
     <w:pPr>
       <w:pStyle w:val="Footer"/>
@@ -244,7 +468,7 @@
 </file>
 
 <file path=word/footer3.xml><?xml version="1.0" encoding="utf-8"?>
-<w:ftr xmlns:wpc="http://schemas.microsoft.com/office/word/2010/wordprocessingCanvas" xmlns:cx="http://schemas.microsoft.com/office/drawing/2014/chartex" xmlns:cx1="http://schemas.microsoft.com/office/drawing/2015/9/8/chartex" xmlns:cx2="http://schemas.microsoft.com/office/drawing/2015/10/21/chartex" xmlns:cx3="http://schemas.microsoft.com/office/drawing/2016/5/9/chartex" xmlns:cx4="http://schemas.microsoft.com/office/drawing/2016/5/10/chartex" xmlns:cx5="http://schemas.microsoft.com/office/drawing/2016/5/11/chartex" xmlns:cx6="http://schemas.microsoft.com/office/drawing/2016/5/12/chartex" xmlns:cx7="http://schemas.microsoft.com/office/drawing/2016/5/13/chartex" xmlns:cx8="http://schemas.microsoft.com/office/drawing/2016/5/14/chartex" xmlns:mc="http://schemas.openxmlformats.org/markup-compatibility/2006" xmlns:aink="http://schemas.microsoft.com/office/drawing/2016/ink" xmlns:am3d="http://schemas.microsoft.com/office/drawing/2017/model3d" xmlns:o="urn:schemas-microsoft-com:office:office" xmlns:oel="http://schemas.microsoft.com/office/2019/extlst" xmlns:r="http://schemas.openxmlformats.org/officeDocument/2006/relationships" xmlns:m="http://schemas.openxmlformats.org/officeDocument/2006/math" xmlns:v="urn:schemas-microsoft-com:vml" xmlns:wp14="http://schemas.microsoft.com/office/word/2010/wordprocessingDrawing" xmlns:wp="http://schemas.openxmlformats.org/drawingml/2006/wordprocessingDrawing" xmlns:w10="urn:schemas-microsoft-com:office:word" xmlns:w="http://schemas.openxmlformats.org/wordprocessingml/2006/main" xmlns:w14="http://schemas.microsoft.com/office/word/2010/wordml" xmlns:w15="http://schemas.microsoft.com/office/word/2012/wordml" xmlns:w16cex="http://schemas.microsoft.com/office/word/2018/wordml/cex" xmlns:w16cid="http://schemas.microsoft.com/office/word/2016/wordml/cid" xmlns:w16="http://schemas.microsoft.com/office/word/2018/wordml" xmlns:w16sdtdh="http://schemas.microsoft.com/office/word/2020/wordml/sdtdatahash" xmlns:w16se="http://schemas.microsoft.com/office/word/2015/wordml/symex" xmlns:wpg="http://schemas.microsoft.com/office/word/2010/wordprocessingGroup" xmlns:wpi="http://schemas.microsoft.com/office/word/2010/wordprocessingInk" xmlns:wne="http://schemas.microsoft.com/office/word/2006/wordml" xmlns:wps="http://schemas.microsoft.com/office/word/2010/wordprocessingShape" mc:Ignorable="w14 w15 w16se w16cid w16 w16cex w16sdtdh wp14">
+<w:ftr xmlns:wpc="http://schemas.microsoft.com/office/word/2010/wordprocessingCanvas" xmlns:cx="http://schemas.microsoft.com/office/drawing/2014/chartex" xmlns:cx1="http://schemas.microsoft.com/office/drawing/2015/9/8/chartex" xmlns:cx2="http://schemas.microsoft.com/office/drawing/2015/10/21/chartex" xmlns:cx3="http://schemas.microsoft.com/office/drawing/2016/5/9/chartex" xmlns:cx4="http://schemas.microsoft.com/office/drawing/2016/5/10/chartex" xmlns:cx5="http://schemas.microsoft.com/office/drawing/2016/5/11/chartex" xmlns:cx6="http://schemas.microsoft.com/office/drawing/2016/5/12/chartex" xmlns:cx7="http://schemas.microsoft.com/office/drawing/2016/5/13/chartex" xmlns:cx8="http://schemas.microsoft.com/office/drawing/2016/5/14/chartex" xmlns:mc="http://schemas.openxmlformats.org/markup-compatibility/2006" xmlns:aink="http://schemas.microsoft.com/office/drawing/2016/ink" xmlns:am3d="http://schemas.microsoft.com/office/drawing/2017/model3d" xmlns:o="urn:schemas-microsoft-com:office:office" xmlns:oel="http://schemas.microsoft.com/office/2019/extlst" xmlns:r="http://schemas.openxmlformats.org/officeDocument/2006/relationships" xmlns:m="http://schemas.openxmlformats.org/officeDocument/2006/math" xmlns:v="urn:schemas-microsoft-com:vml" xmlns:wp14="http://schemas.microsoft.com/office/word/2010/wordprocessingDrawing" xmlns:wp="http://schemas.openxmlformats.org/drawingml/2006/wordprocessingDrawing" xmlns:w10="urn:schemas-microsoft-com:office:word" xmlns:w="http://schemas.openxmlformats.org/wordprocessingml/2006/main" xmlns:w14="http://schemas.microsoft.com/office/word/2010/wordml" xmlns:w15="http://schemas.microsoft.com/office/word/2012/wordml" xmlns:w16cex="http://schemas.microsoft.com/office/word/2018/wordml/cex" xmlns:w16cid="http://schemas.microsoft.com/office/word/2016/wordml/cid" xmlns:w16="http://schemas.microsoft.com/office/word/2018/wordml" xmlns:w16du="http://schemas.microsoft.com/office/word/2023/wordml/word16du" xmlns:w16sdtdh="http://schemas.microsoft.com/office/word/2020/wordml/sdtdatahash" xmlns:w16sdtfl="http://schemas.microsoft.com/office/word/2024/wordml/sdtformatlock" xmlns:w16se="http://schemas.microsoft.com/office/word/2015/wordml/symex" xmlns:wpg="http://schemas.microsoft.com/office/word/2010/wordprocessingGroup" xmlns:wpi="http://schemas.microsoft.com/office/word/2010/wordprocessingInk" xmlns:wne="http://schemas.microsoft.com/office/word/2006/wordml" xmlns:wps="http://schemas.microsoft.com/office/word/2010/wordprocessingShape" mc:Ignorable="w14 w15 w16se w16cid w16 w16cex w16sdtdh w16sdtfl w16du wp14">
   <w:p>
     <w:pPr>
       <w:pStyle w:val="Footer"/>
@@ -254,7 +478,7 @@
 </file>
 
 <file path=word/footnotes.xml><?xml version="1.0" encoding="utf-8"?>
-<w:footnotes xmlns:wpc="http://schemas.microsoft.com/office/word/2010/wordprocessingCanvas" xmlns:cx="http://schemas.microsoft.com/office/drawing/2014/chartex" xmlns:cx1="http://schemas.microsoft.com/office/drawing/2015/9/8/chartex" xmlns:cx2="http://schemas.microsoft.com/office/drawing/2015/10/21/chartex" xmlns:cx3="http://schemas.microsoft.com/office/drawing/2016/5/9/chartex" xmlns:cx4="http://schemas.microsoft.com/office/drawing/2016/5/10/chartex" xmlns:cx5="http://schemas.microsoft.com/office/drawing/2016/5/11/chartex" xmlns:cx6="http://schemas.microsoft.com/office/drawing/2016/5/12/chartex" xmlns:cx7="http://schemas.microsoft.com/office/drawing/2016/5/13/chartex" xmlns:cx8="http://schemas.microsoft.com/office/drawing/2016/5/14/chartex" xmlns:mc="http://schemas.openxmlformats.org/markup-compatibility/2006" xmlns:aink="http://schemas.microsoft.com/office/drawing/2016/ink" xmlns:am3d="http://schemas.microsoft.com/office/drawing/2017/model3d" xmlns:o="urn:schemas-microsoft-com:office:office" xmlns:oel="http://schemas.microsoft.com/office/2019/extlst" xmlns:r="http://schemas.openxmlformats.org/officeDocument/2006/relationships" xmlns:m="http://schemas.openxmlformats.org/officeDocument/2006/math" xmlns:v="urn:schemas-microsoft-com:vml" xmlns:wp14="http://schemas.microsoft.com/office/word/2010/wordprocessingDrawing" xmlns:wp="http://schemas.openxmlformats.org/drawingml/2006/wordprocessingDrawing" xmlns:w10="urn:schemas-microsoft-com:office:word" xmlns:w="http://schemas.openxmlformats.org/wordprocessingml/2006/main" xmlns:w14="http://schemas.microsoft.com/office/word/2010/wordml" xmlns:w15="http://schemas.microsoft.com/office/word/2012/wordml" xmlns:w16cex="http://schemas.microsoft.com/office/word/2018/wordml/cex" xmlns:w16cid="http://schemas.microsoft.com/office/word/2016/wordml/cid" xmlns:w16="http://schemas.microsoft.com/office/word/2018/wordml" xmlns:w16sdtdh="http://schemas.microsoft.com/office/word/2020/wordml/sdtdatahash" xmlns:w16se="http://schemas.microsoft.com/office/word/2015/wordml/symex" xmlns:wpg="http://schemas.microsoft.com/office/word/2010/wordprocessingGroup" xmlns:wpi="http://schemas.microsoft.com/office/word/2010/wordprocessingInk" xmlns:wne="http://schemas.microsoft.com/office/word/2006/wordml" xmlns:wps="http://schemas.microsoft.com/office/word/2010/wordprocessingShape" mc:Ignorable="w14 w15 w16se w16cid w16 w16cex w16sdtdh wp14">
+<w:footnotes xmlns:wpc="http://schemas.microsoft.com/office/word/2010/wordprocessingCanvas" xmlns:cx="http://schemas.microsoft.com/office/drawing/2014/chartex" xmlns:cx1="http://schemas.microsoft.com/office/drawing/2015/9/8/chartex" xmlns:cx2="http://schemas.microsoft.com/office/drawing/2015/10/21/chartex" xmlns:cx3="http://schemas.microsoft.com/office/drawing/2016/5/9/chartex" xmlns:cx4="http://schemas.microsoft.com/office/drawing/2016/5/10/chartex" xmlns:cx5="http://schemas.microsoft.com/office/drawing/2016/5/11/chartex" xmlns:cx6="http://schemas.microsoft.com/office/drawing/2016/5/12/chartex" xmlns:cx7="http://schemas.microsoft.com/office/drawing/2016/5/13/chartex" xmlns:cx8="http://schemas.microsoft.com/office/drawing/2016/5/14/chartex" xmlns:mc="http://schemas.openxmlformats.org/markup-compatibility/2006" xmlns:aink="http://schemas.microsoft.com/office/drawing/2016/ink" xmlns:am3d="http://schemas.microsoft.com/office/drawing/2017/model3d" xmlns:o="urn:schemas-microsoft-com:office:office" xmlns:oel="http://schemas.microsoft.com/office/2019/extlst" xmlns:r="http://schemas.openxmlformats.org/officeDocument/2006/relationships" xmlns:m="http://schemas.openxmlformats.org/officeDocument/2006/math" xmlns:v="urn:schemas-microsoft-com:vml" xmlns:wp14="http://schemas.microsoft.com/office/word/2010/wordprocessingDrawing" xmlns:wp="http://schemas.openxmlformats.org/drawingml/2006/wordprocessingDrawing" xmlns:w10="urn:schemas-microsoft-com:office:word" xmlns:w="http://schemas.openxmlformats.org/wordprocessingml/2006/main" xmlns:w14="http://schemas.microsoft.com/office/word/2010/wordml" xmlns:w15="http://schemas.microsoft.com/office/word/2012/wordml" xmlns:w16cex="http://schemas.microsoft.com/office/word/2018/wordml/cex" xmlns:w16cid="http://schemas.microsoft.com/office/word/2016/wordml/cid" xmlns:w16="http://schemas.microsoft.com/office/word/2018/wordml" xmlns:w16du="http://schemas.microsoft.com/office/word/2023/wordml/word16du" xmlns:w16sdtdh="http://schemas.microsoft.com/office/word/2020/wordml/sdtdatahash" xmlns:w16sdtfl="http://schemas.microsoft.com/office/word/2024/wordml/sdtformatlock" xmlns:w16se="http://schemas.microsoft.com/office/word/2015/wordml/symex" xmlns:wpg="http://schemas.microsoft.com/office/word/2010/wordprocessingGroup" xmlns:wpi="http://schemas.microsoft.com/office/word/2010/wordprocessingInk" xmlns:wne="http://schemas.microsoft.com/office/word/2006/wordml" xmlns:wps="http://schemas.microsoft.com/office/word/2010/wordprocessingShape" mc:Ignorable="w14 w15 w16se w16cid w16 w16cex w16sdtdh w16sdtfl w16du wp14">
   <w:footnote w:type="separator" w:id="-1">
     <w:p>
       <w:pPr>
@@ -279,7 +503,7 @@
 </file>
 
 <file path=word/header1.xml><?xml version="1.0" encoding="utf-8"?>
-<w:hdr xmlns:wpc="http://schemas.microsoft.com/office/word/2010/wordprocessingCanvas" xmlns:cx="http://schemas.microsoft.com/office/drawing/2014/chartex" xmlns:cx1="http://schemas.microsoft.com/office/drawing/2015/9/8/chartex" xmlns:cx2="http://schemas.microsoft.com/office/drawing/2015/10/21/chartex" xmlns:cx3="http://schemas.microsoft.com/office/drawing/2016/5/9/chartex" xmlns:cx4="http://schemas.microsoft.com/office/drawing/2016/5/10/chartex" xmlns:cx5="http://schemas.microsoft.com/office/drawing/2016/5/11/chartex" xmlns:cx6="http://schemas.microsoft.com/office/drawing/2016/5/12/chartex" xmlns:cx7="http://schemas.microsoft.com/office/drawing/2016/5/13/chartex" xmlns:cx8="http://schemas.microsoft.com/office/drawing/2016/5/14/chartex" xmlns:mc="http://schemas.openxmlformats.org/markup-compatibility/2006" xmlns:aink="http://schemas.microsoft.com/office/drawing/2016/ink" xmlns:am3d="http://schemas.microsoft.com/office/drawing/2017/model3d" xmlns:o="urn:schemas-microsoft-com:office:office" xmlns:oel="http://schemas.microsoft.com/office/2019/extlst" xmlns:r="http://schemas.openxmlformats.org/officeDocument/2006/relationships" xmlns:m="http://schemas.openxmlformats.org/officeDocument/2006/math" xmlns:v="urn:schemas-microsoft-com:vml" xmlns:wp14="http://schemas.microsoft.com/office/word/2010/wordprocessingDrawing" xmlns:wp="http://schemas.openxmlformats.org/drawingml/2006/wordprocessingDrawing" xmlns:w10="urn:schemas-microsoft-com:office:word" xmlns:w="http://schemas.openxmlformats.org/wordprocessingml/2006/main" xmlns:w14="http://schemas.microsoft.com/office/word/2010/wordml" xmlns:w15="http://schemas.microsoft.com/office/word/2012/wordml" xmlns:w16cex="http://schemas.microsoft.com/office/word/2018/wordml/cex" xmlns:w16cid="http://schemas.microsoft.com/office/word/2016/wordml/cid" xmlns:w16="http://schemas.microsoft.com/office/word/2018/wordml" xmlns:w16sdtdh="http://schemas.microsoft.com/office/word/2020/wordml/sdtdatahash" xmlns:w16se="http://schemas.microsoft.com/office/word/2015/wordml/symex" xmlns:wpg="http://schemas.microsoft.com/office/word/2010/wordprocessingGroup" xmlns:wpi="http://schemas.microsoft.com/office/word/2010/wordprocessingInk" xmlns:wne="http://schemas.microsoft.com/office/word/2006/wordml" xmlns:wps="http://schemas.microsoft.com/office/word/2010/wordprocessingShape" mc:Ignorable="w14 w15 w16se w16cid w16 w16cex w16sdtdh wp14">
+<w:hdr xmlns:wpc="http://schemas.microsoft.com/office/word/2010/wordprocessingCanvas" xmlns:cx="http://schemas.microsoft.com/office/drawing/2014/chartex" xmlns:cx1="http://schemas.microsoft.com/office/drawing/2015/9/8/chartex" xmlns:cx2="http://schemas.microsoft.com/office/drawing/2015/10/21/chartex" xmlns:cx3="http://schemas.microsoft.com/office/drawing/2016/5/9/chartex" xmlns:cx4="http://schemas.microsoft.com/office/drawing/2016/5/10/chartex" xmlns:cx5="http://schemas.microsoft.com/office/drawing/2016/5/11/chartex" xmlns:cx6="http://schemas.microsoft.com/office/drawing/2016/5/12/chartex" xmlns:cx7="http://schemas.microsoft.com/office/drawing/2016/5/13/chartex" xmlns:cx8="http://schemas.microsoft.com/office/drawing/2016/5/14/chartex" xmlns:mc="http://schemas.openxmlformats.org/markup-compatibility/2006" xmlns:aink="http://schemas.microsoft.com/office/drawing/2016/ink" xmlns:am3d="http://schemas.microsoft.com/office/drawing/2017/model3d" xmlns:o="urn:schemas-microsoft-com:office:office" xmlns:oel="http://schemas.microsoft.com/office/2019/extlst" xmlns:r="http://schemas.openxmlformats.org/officeDocument/2006/relationships" xmlns:m="http://schemas.openxmlformats.org/officeDocument/2006/math" xmlns:v="urn:schemas-microsoft-com:vml" xmlns:wp14="http://schemas.microsoft.com/office/word/2010/wordprocessingDrawing" xmlns:wp="http://schemas.openxmlformats.org/drawingml/2006/wordprocessingDrawing" xmlns:w10="urn:schemas-microsoft-com:office:word" xmlns:w="http://schemas.openxmlformats.org/wordprocessingml/2006/main" xmlns:w14="http://schemas.microsoft.com/office/word/2010/wordml" xmlns:w15="http://schemas.microsoft.com/office/word/2012/wordml" xmlns:w16cex="http://schemas.microsoft.com/office/word/2018/wordml/cex" xmlns:w16cid="http://schemas.microsoft.com/office/word/2016/wordml/cid" xmlns:w16="http://schemas.microsoft.com/office/word/2018/wordml" xmlns:w16du="http://schemas.microsoft.com/office/word/2023/wordml/word16du" xmlns:w16sdtdh="http://schemas.microsoft.com/office/word/2020/wordml/sdtdatahash" xmlns:w16sdtfl="http://schemas.microsoft.com/office/word/2024/wordml/sdtformatlock" xmlns:w16se="http://schemas.microsoft.com/office/word/2015/wordml/symex" xmlns:wpg="http://schemas.microsoft.com/office/word/2010/wordprocessingGroup" xmlns:wpi="http://schemas.microsoft.com/office/word/2010/wordprocessingInk" xmlns:wne="http://schemas.microsoft.com/office/word/2006/wordml" xmlns:wps="http://schemas.microsoft.com/office/word/2010/wordprocessingShape" mc:Ignorable="w14 w15 w16se w16cid w16 w16cex w16sdtdh w16sdtfl w16du wp14">
   <w:p>
     <w:pPr>
       <w:pStyle w:val="Header"/>
@@ -289,7 +513,7 @@
 </file>
 
 <file path=word/header2.xml><?xml version="1.0" encoding="utf-8"?>
-<w:hdr xmlns:wpc="http://schemas.microsoft.com/office/word/2010/wordprocessingCanvas" xmlns:cx="http://schemas.microsoft.com/office/drawing/2014/chartex" xmlns:cx1="http://schemas.microsoft.com/office/drawing/2015/9/8/chartex" xmlns:cx2="http://schemas.microsoft.com/office/drawing/2015/10/21/chartex" xmlns:cx3="http://schemas.microsoft.com/office/drawing/2016/5/9/chartex" xmlns:cx4="http://schemas.microsoft.com/office/drawing/2016/5/10/chartex" xmlns:cx5="http://schemas.microsoft.com/office/drawing/2016/5/11/chartex" xmlns:cx6="http://schemas.microsoft.com/office/drawing/2016/5/12/chartex" xmlns:cx7="http://schemas.microsoft.com/office/drawing/2016/5/13/chartex" xmlns:cx8="http://schemas.microsoft.com/office/drawing/2016/5/14/chartex" xmlns:mc="http://schemas.openxmlformats.org/markup-compatibility/2006" xmlns:aink="http://schemas.microsoft.com/office/drawing/2016/ink" xmlns:am3d="http://schemas.microsoft.com/office/drawing/2017/model3d" xmlns:o="urn:schemas-microsoft-com:office:office" xmlns:oel="http://schemas.microsoft.com/office/2019/extlst" xmlns:r="http://schemas.openxmlformats.org/officeDocument/2006/relationships" xmlns:m="http://schemas.openxmlformats.org/officeDocument/2006/math" xmlns:v="urn:schemas-microsoft-com:vml" xmlns:wp14="http://schemas.microsoft.com/office/word/2010/wordprocessingDrawing" xmlns:wp="http://schemas.openxmlformats.org/drawingml/2006/wordprocessingDrawing" xmlns:w10="urn:schemas-microsoft-com:office:word" xmlns:w="http://schemas.openxmlformats.org/wordprocessingml/2006/main" xmlns:w14="http://schemas.microsoft.com/office/word/2010/wordml" xmlns:w15="http://schemas.microsoft.com/office/word/2012/wordml" xmlns:w16cex="http://schemas.microsoft.com/office/word/2018/wordml/cex" xmlns:w16cid="http://schemas.microsoft.com/office/word/2016/wordml/cid" xmlns:w16="http://schemas.microsoft.com/office/word/2018/wordml" xmlns:w16sdtdh="http://schemas.microsoft.com/office/word/2020/wordml/sdtdatahash" xmlns:w16se="http://schemas.microsoft.com/office/word/2015/wordml/symex" xmlns:wpg="http://schemas.microsoft.com/office/word/2010/wordprocessingGroup" xmlns:wpi="http://schemas.microsoft.com/office/word/2010/wordprocessingInk" xmlns:wne="http://schemas.microsoft.com/office/word/2006/wordml" xmlns:wps="http://schemas.microsoft.com/office/word/2010/wordprocessingShape" mc:Ignorable="w14 w15 w16se w16cid w16 w16cex w16sdtdh wp14">
+<w:hdr xmlns:wpc="http://schemas.microsoft.com/office/word/2010/wordprocessingCanvas" xmlns:cx="http://schemas.microsoft.com/office/drawing/2014/chartex" xmlns:cx1="http://schemas.microsoft.com/office/drawing/2015/9/8/chartex" xmlns:cx2="http://schemas.microsoft.com/office/drawing/2015/10/21/chartex" xmlns:cx3="http://schemas.microsoft.com/office/drawing/2016/5/9/chartex" xmlns:cx4="http://schemas.microsoft.com/office/drawing/2016/5/10/chartex" xmlns:cx5="http://schemas.microsoft.com/office/drawing/2016/5/11/chartex" xmlns:cx6="http://schemas.microsoft.com/office/drawing/2016/5/12/chartex" xmlns:cx7="http://schemas.microsoft.com/office/drawing/2016/5/13/chartex" xmlns:cx8="http://schemas.microsoft.com/office/drawing/2016/5/14/chartex" xmlns:mc="http://schemas.openxmlformats.org/markup-compatibility/2006" xmlns:aink="http://schemas.microsoft.com/office/drawing/2016/ink" xmlns:am3d="http://schemas.microsoft.com/office/drawing/2017/model3d" xmlns:o="urn:schemas-microsoft-com:office:office" xmlns:oel="http://schemas.microsoft.com/office/2019/extlst" xmlns:r="http://schemas.openxmlformats.org/officeDocument/2006/relationships" xmlns:m="http://schemas.openxmlformats.org/officeDocument/2006/math" xmlns:v="urn:schemas-microsoft-com:vml" xmlns:wp14="http://schemas.microsoft.com/office/word/2010/wordprocessingDrawing" xmlns:wp="http://schemas.openxmlformats.org/drawingml/2006/wordprocessingDrawing" xmlns:w10="urn:schemas-microsoft-com:office:word" xmlns:w="http://schemas.openxmlformats.org/wordprocessingml/2006/main" xmlns:w14="http://schemas.microsoft.com/office/word/2010/wordml" xmlns:w15="http://schemas.microsoft.com/office/word/2012/wordml" xmlns:w16cex="http://schemas.microsoft.com/office/word/2018/wordml/cex" xmlns:w16cid="http://schemas.microsoft.com/office/word/2016/wordml/cid" xmlns:w16="http://schemas.microsoft.com/office/word/2018/wordml" xmlns:w16du="http://schemas.microsoft.com/office/word/2023/wordml/word16du" xmlns:w16sdtdh="http://schemas.microsoft.com/office/word/2020/wordml/sdtdatahash" xmlns:w16sdtfl="http://schemas.microsoft.com/office/word/2024/wordml/sdtformatlock" xmlns:w16se="http://schemas.microsoft.com/office/word/2015/wordml/symex" xmlns:wpg="http://schemas.microsoft.com/office/word/2010/wordprocessingGroup" xmlns:wpi="http://schemas.microsoft.com/office/word/2010/wordprocessingInk" xmlns:wne="http://schemas.microsoft.com/office/word/2006/wordml" xmlns:wps="http://schemas.microsoft.com/office/word/2010/wordprocessingShape" mc:Ignorable="w14 w15 w16se w16cid w16 w16cex w16sdtdh w16sdtfl w16du wp14">
   <w:p>
     <w:pPr>
       <w:pStyle w:val="Header"/>
@@ -300,7 +524,7 @@
 </file>
 
 <file path=word/header3.xml><?xml version="1.0" encoding="utf-8"?>
-<w:hdr xmlns:wpc="http://schemas.microsoft.com/office/word/2010/wordprocessingCanvas" xmlns:cx="http://schemas.microsoft.com/office/drawing/2014/chartex" xmlns:cx1="http://schemas.microsoft.com/office/drawing/2015/9/8/chartex" xmlns:cx2="http://schemas.microsoft.com/office/drawing/2015/10/21/chartex" xmlns:cx3="http://schemas.microsoft.com/office/drawing/2016/5/9/chartex" xmlns:cx4="http://schemas.microsoft.com/office/drawing/2016/5/10/chartex" xmlns:cx5="http://schemas.microsoft.com/office/drawing/2016/5/11/chartex" xmlns:cx6="http://schemas.microsoft.com/office/drawing/2016/5/12/chartex" xmlns:cx7="http://schemas.microsoft.com/office/drawing/2016/5/13/chartex" xmlns:cx8="http://schemas.microsoft.com/office/drawing/2016/5/14/chartex" xmlns:mc="http://schemas.openxmlformats.org/markup-compatibility/2006" xmlns:aink="http://schemas.microsoft.com/office/drawing/2016/ink" xmlns:am3d="http://schemas.microsoft.com/office/drawing/2017/model3d" xmlns:o="urn:schemas-microsoft-com:office:office" xmlns:oel="http://schemas.microsoft.com/office/2019/extlst" xmlns:r="http://schemas.openxmlformats.org/officeDocument/2006/relationships" xmlns:m="http://schemas.openxmlformats.org/officeDocument/2006/math" xmlns:v="urn:schemas-microsoft-com:vml" xmlns:wp14="http://schemas.microsoft.com/office/word/2010/wordprocessingDrawing" xmlns:wp="http://schemas.openxmlformats.org/drawingml/2006/wordprocessingDrawing" xmlns:w10="urn:schemas-microsoft-com:office:word" xmlns:w="http://schemas.openxmlformats.org/wordprocessingml/2006/main" xmlns:w14="http://schemas.microsoft.com/office/word/2010/wordml" xmlns:w15="http://schemas.microsoft.com/office/word/2012/wordml" xmlns:w16cex="http://schemas.microsoft.com/office/word/2018/wordml/cex" xmlns:w16cid="http://schemas.microsoft.com/office/word/2016/wordml/cid" xmlns:w16="http://schemas.microsoft.com/office/word/2018/wordml" xmlns:w16sdtdh="http://schemas.microsoft.com/office/word/2020/wordml/sdtdatahash" xmlns:w16se="http://schemas.microsoft.com/office/word/2015/wordml/symex" xmlns:wpg="http://schemas.microsoft.com/office/word/2010/wordprocessingGroup" xmlns:wpi="http://schemas.microsoft.com/office/word/2010/wordprocessingInk" xmlns:wne="http://schemas.microsoft.com/office/word/2006/wordml" xmlns:wps="http://schemas.microsoft.com/office/word/2010/wordprocessingShape" mc:Ignorable="w14 w15 w16se w16cid w16 w16cex w16sdtdh wp14">
+<w:hdr xmlns:wpc="http://schemas.microsoft.com/office/word/2010/wordprocessingCanvas" xmlns:cx="http://schemas.microsoft.com/office/drawing/2014/chartex" xmlns:cx1="http://schemas.microsoft.com/office/drawing/2015/9/8/chartex" xmlns:cx2="http://schemas.microsoft.com/office/drawing/2015/10/21/chartex" xmlns:cx3="http://schemas.microsoft.com/office/drawing/2016/5/9/chartex" xmlns:cx4="http://schemas.microsoft.com/office/drawing/2016/5/10/chartex" xmlns:cx5="http://schemas.microsoft.com/office/drawing/2016/5/11/chartex" xmlns:cx6="http://schemas.microsoft.com/office/drawing/2016/5/12/chartex" xmlns:cx7="http://schemas.microsoft.com/office/drawing/2016/5/13/chartex" xmlns:cx8="http://schemas.microsoft.com/office/drawing/2016/5/14/chartex" xmlns:mc="http://schemas.openxmlformats.org/markup-compatibility/2006" xmlns:aink="http://schemas.microsoft.com/office/drawing/2016/ink" xmlns:am3d="http://schemas.microsoft.com/office/drawing/2017/model3d" xmlns:o="urn:schemas-microsoft-com:office:office" xmlns:oel="http://schemas.microsoft.com/office/2019/extlst" xmlns:r="http://schemas.openxmlformats.org/officeDocument/2006/relationships" xmlns:m="http://schemas.openxmlformats.org/officeDocument/2006/math" xmlns:v="urn:schemas-microsoft-com:vml" xmlns:wp14="http://schemas.microsoft.com/office/word/2010/wordprocessingDrawing" xmlns:wp="http://schemas.openxmlformats.org/drawingml/2006/wordprocessingDrawing" xmlns:w10="urn:schemas-microsoft-com:office:word" xmlns:w="http://schemas.openxmlformats.org/wordprocessingml/2006/main" xmlns:w14="http://schemas.microsoft.com/office/word/2010/wordml" xmlns:w15="http://schemas.microsoft.com/office/word/2012/wordml" xmlns:w16cex="http://schemas.microsoft.com/office/word/2018/wordml/cex" xmlns:w16cid="http://schemas.microsoft.com/office/word/2016/wordml/cid" xmlns:w16="http://schemas.microsoft.com/office/word/2018/wordml" xmlns:w16du="http://schemas.microsoft.com/office/word/2023/wordml/word16du" xmlns:w16sdtdh="http://schemas.microsoft.com/office/word/2020/wordml/sdtdatahash" xmlns:w16sdtfl="http://schemas.microsoft.com/office/word/2024/wordml/sdtformatlock" xmlns:w16se="http://schemas.microsoft.com/office/word/2015/wordml/symex" xmlns:wpg="http://schemas.microsoft.com/office/word/2010/wordprocessingGroup" xmlns:wpi="http://schemas.microsoft.com/office/word/2010/wordprocessingInk" xmlns:wne="http://schemas.microsoft.com/office/word/2006/wordml" xmlns:wps="http://schemas.microsoft.com/office/word/2010/wordprocessingShape" mc:Ignorable="w14 w15 w16se w16cid w16 w16cex w16sdtdh w16sdtfl w16du wp14">
   <w:p>
     <w:pPr>
       <w:pStyle w:val="Header"/>
@@ -309,7 +533,7 @@
     <w:r>
       <w:tab/>
       <w:tab/>
-      <w:t>2026-06-17</w:t>
+      <w:t>2026-06-18</w:t>
       <w:br/>
       <w:br/>
     </w:r>
@@ -322,7 +546,7 @@
 </file>
 
 <file path=word/numbering.xml><?xml version="1.0" encoding="utf-8"?>
-<w:numbering xmlns:wpc="http://schemas.microsoft.com/office/word/2010/wordprocessingCanvas" xmlns:cx="http://schemas.microsoft.com/office/drawing/2014/chartex" xmlns:cx1="http://schemas.microsoft.com/office/drawing/2015/9/8/chartex" xmlns:cx2="http://schemas.microsoft.com/office/drawing/2015/10/21/chartex" xmlns:cx3="http://schemas.microsoft.com/office/drawing/2016/5/9/chartex" xmlns:cx4="http://schemas.microsoft.com/office/drawing/2016/5/10/chartex" xmlns:cx5="http://schemas.microsoft.com/office/drawing/2016/5/11/chartex" xmlns:cx6="http://schemas.microsoft.com/office/drawing/2016/5/12/chartex" xmlns:cx7="http://schemas.microsoft.com/office/drawing/2016/5/13/chartex" xmlns:cx8="http://schemas.microsoft.com/office/drawing/2016/5/14/chartex" xmlns:mc="http://schemas.openxmlformats.org/markup-compatibility/2006" xmlns:aink="http://schemas.microsoft.com/office/drawing/2016/ink" xmlns:am3d="http://schemas.microsoft.com/office/drawing/2017/model3d" xmlns:o="urn:schemas-microsoft-com:office:office" xmlns:oel="http://schemas.microsoft.com/office/2019/extlst" xmlns:r="http://schemas.openxmlformats.org/officeDocument/2006/relationships" xmlns:m="http://schemas.openxmlformats.org/officeDocument/2006/math" xmlns:v="urn:schemas-microsoft-com:vml" xmlns:wp14="http://schemas.microsoft.com/office/word/2010/wordprocessingDrawing" xmlns:wp="http://schemas.openxmlformats.org/drawingml/2006/wordprocessingDrawing" xmlns:w10="urn:schemas-microsoft-com:office:word" xmlns:w="http://schemas.openxmlformats.org/wordprocessingml/2006/main" xmlns:w14="http://schemas.microsoft.com/office/word/2010/wordml" xmlns:w15="http://schemas.microsoft.com/office/word/2012/wordml" xmlns:w16cex="http://schemas.microsoft.com/office/word/2018/wordml/cex" xmlns:w16cid="http://schemas.microsoft.com/office/word/2016/wordml/cid" xmlns:w16="http://schemas.microsoft.com/office/word/2018/wordml" xmlns:w16sdtdh="http://schemas.microsoft.com/office/word/2020/wordml/sdtdatahash" xmlns:w16se="http://schemas.microsoft.com/office/word/2015/wordml/symex" xmlns:wpg="http://schemas.microsoft.com/office/word/2010/wordprocessingGroup" xmlns:wpi="http://schemas.microsoft.com/office/word/2010/wordprocessingInk" xmlns:wne="http://schemas.microsoft.com/office/word/2006/wordml" xmlns:wps="http://schemas.microsoft.com/office/word/2010/wordprocessingShape" mc:Ignorable="w14 w15 w16se w16cid w16 w16cex w16sdtdh wp14">
+<w:numbering xmlns:wpc="http://schemas.microsoft.com/office/word/2010/wordprocessingCanvas" xmlns:cx="http://schemas.microsoft.com/office/drawing/2014/chartex" xmlns:cx1="http://schemas.microsoft.com/office/drawing/2015/9/8/chartex" xmlns:cx2="http://schemas.microsoft.com/office/drawing/2015/10/21/chartex" xmlns:cx3="http://schemas.microsoft.com/office/drawing/2016/5/9/chartex" xmlns:cx4="http://schemas.microsoft.com/office/drawing/2016/5/10/chartex" xmlns:cx5="http://schemas.microsoft.com/office/drawing/2016/5/11/chartex" xmlns:cx6="http://schemas.microsoft.com/office/drawing/2016/5/12/chartex" xmlns:cx7="http://schemas.microsoft.com/office/drawing/2016/5/13/chartex" xmlns:cx8="http://schemas.microsoft.com/office/drawing/2016/5/14/chartex" xmlns:mc="http://schemas.openxmlformats.org/markup-compatibility/2006" xmlns:aink="http://schemas.microsoft.com/office/drawing/2016/ink" xmlns:am3d="http://schemas.microsoft.com/office/drawing/2017/model3d" xmlns:o="urn:schemas-microsoft-com:office:office" xmlns:oel="http://schemas.microsoft.com/office/2019/extlst" xmlns:r="http://schemas.openxmlformats.org/officeDocument/2006/relationships" xmlns:m="http://schemas.openxmlformats.org/officeDocument/2006/math" xmlns:v="urn:schemas-microsoft-com:vml" xmlns:wp14="http://schemas.microsoft.com/office/word/2010/wordprocessingDrawing" xmlns:wp="http://schemas.openxmlformats.org/drawingml/2006/wordprocessingDrawing" xmlns:w10="urn:schemas-microsoft-com:office:word" xmlns:w="http://schemas.openxmlformats.org/wordprocessingml/2006/main" xmlns:w14="http://schemas.microsoft.com/office/word/2010/wordml" xmlns:w15="http://schemas.microsoft.com/office/word/2012/wordml" xmlns:w16cex="http://schemas.microsoft.com/office/word/2018/wordml/cex" xmlns:w16cid="http://schemas.microsoft.com/office/word/2016/wordml/cid" xmlns:w16="http://schemas.microsoft.com/office/word/2018/wordml" xmlns:w16du="http://schemas.microsoft.com/office/word/2023/wordml/word16du" xmlns:w16sdtdh="http://schemas.microsoft.com/office/word/2020/wordml/sdtdatahash" xmlns:w16sdtfl="http://schemas.microsoft.com/office/word/2024/wordml/sdtformatlock" xmlns:w16se="http://schemas.microsoft.com/office/word/2015/wordml/symex" xmlns:wpg="http://schemas.microsoft.com/office/word/2010/wordprocessingGroup" xmlns:wpi="http://schemas.microsoft.com/office/word/2010/wordprocessingInk" xmlns:wne="http://schemas.microsoft.com/office/word/2006/wordml" xmlns:wps="http://schemas.microsoft.com/office/word/2010/wordprocessingShape" mc:Ignorable="w14 w15 w16se w16cid w16 w16cex w16sdtdh w16sdtfl w16du wp14">
   <w:abstractNum w:abstractNumId="0" w15:restartNumberingAfterBreak="0">
     <w:nsid w:val="FFFFFF7C"/>
     <w:multiLevelType w:val="singleLevel"/>
@@ -525,7 +749,7 @@
 </file>
 
 <file path=word/styles.xml><?xml version="1.0" encoding="utf-8"?>
-<w:styles xmlns:mc="http://schemas.openxmlformats.org/markup-compatibility/2006" xmlns:r="http://schemas.openxmlformats.org/officeDocument/2006/relationships" xmlns:w="http://schemas.openxmlformats.org/wordprocessingml/2006/main" xmlns:w14="http://schemas.microsoft.com/office/word/2010/wordml" xmlns:w15="http://schemas.microsoft.com/office/word/2012/wordml" xmlns:w16cex="http://schemas.microsoft.com/office/word/2018/wordml/cex" xmlns:w16cid="http://schemas.microsoft.com/office/word/2016/wordml/cid" xmlns:w16="http://schemas.microsoft.com/office/word/2018/wordml" xmlns:w16sdtdh="http://schemas.microsoft.com/office/word/2020/wordml/sdtdatahash" xmlns:w16se="http://schemas.microsoft.com/office/word/2015/wordml/symex" mc:Ignorable="w14 w15 w16se w16cid w16 w16cex w16sdtdh">
+<w:styles xmlns:mc="http://schemas.openxmlformats.org/markup-compatibility/2006" xmlns:r="http://schemas.openxmlformats.org/officeDocument/2006/relationships" xmlns:w="http://schemas.openxmlformats.org/wordprocessingml/2006/main" xmlns:w14="http://schemas.microsoft.com/office/word/2010/wordml" xmlns:w15="http://schemas.microsoft.com/office/word/2012/wordml" xmlns:w16cex="http://schemas.microsoft.com/office/word/2018/wordml/cex" xmlns:w16cid="http://schemas.microsoft.com/office/word/2016/wordml/cid" xmlns:w16="http://schemas.microsoft.com/office/word/2018/wordml" xmlns:w16du="http://schemas.microsoft.com/office/word/2023/wordml/word16du" xmlns:w16sdtdh="http://schemas.microsoft.com/office/word/2020/wordml/sdtdatahash" xmlns:w16sdtfl="http://schemas.microsoft.com/office/word/2024/wordml/sdtformatlock" xmlns:w16se="http://schemas.microsoft.com/office/word/2015/wordml/symex" mc:Ignorable="w14 w15 w16se w16cid w16 w16cex w16sdtdh w16sdtfl w16du">
   <w:docDefaults>
     <w:rPrDefault>
       <w:rPr>
@@ -1283,7 +1507,7 @@
     <w:link w:val="TitleChar"/>
     <w:uiPriority w:val="10"/>
     <w:qFormat/>
-    <w:rsid w:val="007106C8"/>
+    <w:rsid w:val="00E854FA"/>
     <w:pPr>
       <w:spacing w:after="300" w:line="240" w:lineRule="auto"/>
       <w:contextualSpacing/>
@@ -1293,7 +1517,7 @@
       <w:rFonts w:eastAsiaTheme="majorEastAsia" w:cstheme="majorBidi"/>
       <w:spacing w:val="5"/>
       <w:kern w:val="28"/>
-      <w:sz w:val="52"/>
+      <w:sz w:val="40"/>
       <w:szCs w:val="52"/>
       <w:lang w:val="sv-SE" w:eastAsia="en-US" w:bidi="ar-SA"/>
     </w:rPr>
@@ -1303,12 +1527,12 @@
     <w:basedOn w:val="DefaultParagraphFont"/>
     <w:link w:val="Title"/>
     <w:uiPriority w:val="10"/>
-    <w:rsid w:val="007106C8"/>
+    <w:rsid w:val="00E854FA"/>
     <w:rPr>
       <w:rFonts w:ascii="Times New Roman" w:eastAsiaTheme="majorEastAsia" w:hAnsi="Times New Roman" w:cstheme="majorBidi"/>
       <w:spacing w:val="5"/>
       <w:kern w:val="28"/>
-      <w:sz w:val="52"/>
+      <w:sz w:val="40"/>
       <w:szCs w:val="52"/>
       <w:lang w:val="sv-SE" w:eastAsia="en-US" w:bidi="ar-SA"/>
     </w:rPr>

--- a/tillsyn/A 6353-2026 tillsynsbegäran.docx
+++ b/tillsyn/A 6353-2026 tillsynsbegäran.docx
@@ -533,7 +533,7 @@
     <w:r>
       <w:tab/>
       <w:tab/>
-      <w:t>2026-06-18</w:t>
+      <w:t>2026-06-19</w:t>
       <w:br/>
       <w:br/>
     </w:r>

--- a/tillsyn/A 6353-2026 tillsynsbegäran.docx
+++ b/tillsyn/A 6353-2026 tillsynsbegäran.docx
@@ -533,7 +533,7 @@
     <w:r>
       <w:tab/>
       <w:tab/>
-      <w:t>2026-06-19</w:t>
+      <w:t>2026-06-20</w:t>
       <w:br/>
       <w:br/>
     </w:r>

--- a/tillsyn/A 6353-2026 tillsynsbegäran.docx
+++ b/tillsyn/A 6353-2026 tillsynsbegäran.docx
@@ -12,10 +12,7 @@
     </w:p>
     <w:p>
       <w:r>
-        <w:t>Detta dokument behandlar höga naturvärden i avverkningsanmälan A 6353-2026 i Linköpings kommun som inkom 2026-02-02 och omfattar 6,8 ha.</w:t>
-      </w:r>
-      <w:r>
-        <w:t xml:space="preserve"> I Figur 1 visas fyndplatser för naturvårdsarter i området, som finns registrerade på Artportalen.</w:t>
+        <w:t>Denna tillsynsbegäran behandlar höga naturvärden i avverkningsanmälan A 6353-2026 i Linköpings kommun som inkom 2026-02-02 och omfattar 6,8 ha.</w:t>
       </w:r>
     </w:p>
     <w:p>
@@ -25,7 +22,7 @@
       <w:r>
         <w:drawing>
           <wp:inline xmlns:a="http://schemas.openxmlformats.org/drawingml/2006/main" xmlns:pic="http://schemas.openxmlformats.org/drawingml/2006/picture">
-            <wp:extent cx="5273616" cy="5688000"/>
+            <wp:extent cx="5306994" cy="5724000"/>
             <wp:docPr id="1" name="Picture 1"/>
             <wp:cNvGraphicFramePr>
               <a:graphicFrameLocks noChangeAspect="1"/>
@@ -46,7 +43,7 @@
                   <pic:spPr>
                     <a:xfrm>
                       <a:off x="0" y="0"/>
-                      <a:ext cx="5273616" cy="5688000"/>
+                      <a:ext cx="5306994" cy="5724000"/>
                     </a:xfrm>
                     <a:prstGeom prst="rect"/>
                   </pic:spPr>
@@ -63,7 +60,20 @@
         <w:spacing w:after="240"/>
       </w:pPr>
       <w:r>
-        <w:t>Figur 1. Fyndplatser för naturvårdsarter i och inom 15 meter från avverkningsanmälan (röd linje). Inom parentes anges rödlistekategorier, S för signalarter, Tför typiska arter och fridlysningsparagrafer i artskyddsförordningen.Markörer utan svart kant är placerade på fyndplatsen. Markörer med svart kant är placerade vid sidan av fyndplatsen och har ett svart streck som visar fyndplatsens exakta position. Kartans mittpunktskoordinat är N 6441978, E 521485 i SWEREF 99 TM.</w:t>
+        <w:t>Figur 1. Fyndplatser för naturvårdsarter i och inom 15 meter från avverkningsanmälan. Markörer utan svart kant är placerade på fyndplatsen. Markörer med svart kant är placerade vid sidan av fyndplatsen har ett svart streck som visar fyndplatsens exakta position. Kartans mittpunktskoordinat är N 6441978, E 521485 i SWEREF 99 TM.</w:t>
+      </w:r>
+    </w:p>
+    <w:p>
+      <w:r>
+        <w:t>I och inom 15 meter från avverkningsanmälan finns fynd av 7 naturvårdsarter, varav 4 är rödlistade, 2 är fridlysta, 3 är typiska (T) och 2 är signalarter (S): ask (EN), gulvit blekspik (VU, T), bivråk (NT, §4), grynig filtlav (NT, T), bårdlav (S, T), dvärgtufs (S) och gullviva (§9). Se Figur 1.</w:t>
+      </w:r>
+    </w:p>
+    <w:p>
+      <w:pPr>
+        <w:pStyle w:val="Heading1"/>
+      </w:pPr>
+      <w:r>
+        <w:t>Tillsynsbegäran</w:t>
       </w:r>
     </w:p>
     <w:p>
@@ -77,53 +87,65 @@
       </w:r>
     </w:p>
     <w:p>
-      <w:r>
-        <w:t>Nedan beskrivs fynd av naturvårdsarter och fridlysta arter som gjorts i det avverkningsanmälda området. I BILAGA 1 finns artfakta om fridlysta arter.</w:t>
-      </w:r>
-    </w:p>
-    <w:p>
       <w:pPr>
         <w:pStyle w:val="Heading1"/>
       </w:pPr>
       <w:r>
-        <w:t>Naturvårdsarter</w:t>
+        <w:t>Naturvårdsarter och fridlysta arter</w:t>
       </w:r>
     </w:p>
     <w:p>
       <w:r>
-        <w:t>I och inom 15 meter från avverkningsanmälan har följande 7 naturvårdsarter hittats: ask (EN), gulvit blekspik (VU, T), bivråk (NT, §4), grynig filtlav (NT, T), bårdlav (S, T), dvärgtufs (S) och gullviva (§9). Av dessa är 4 rödlistade. För rödlistade arter har rödlistekategorin angivits inom parentes. Arter som är signalarter enligt Skogsstyrelsen har markerats med (S). Typiska arter inom Natura 2000 som är kopplade till skogsekosystem har markerats med (T). För fridlysta arter anges även paragrafen i Artskyddsförordningen som arten är fridlyst enligt.</w:t>
+        <w:t>Nedan följer beskrivningar av de naturvårdsarter och fridlysta arter som har sina livsmiljöer och växtplatser i den avverkningsanmälda skogen. Se även ytterligare artfakta i BILAGA 1. De påträffade naturvårdsarterna är ett tydligt kvitto på att det rör sig om en skog med höga naturvärden.</w:t>
       </w:r>
     </w:p>
     <w:p>
       <w:r>
-        <w:t>De påträffade naturvårdsarterna är ett tydligt kvitto på att det rör sig om en skog med höga naturvärden.</w:t>
+        <w:rPr>
+          <w:b/>
+        </w:rPr>
+        <w:t>Ask (EN)</w:t>
       </w:r>
-    </w:p>
-    <w:p>
-      <w:pPr>
-        <w:pStyle w:val="Heading2"/>
-      </w:pPr>
       <w:r>
-        <w:t>Fridlysta arter</w:t>
+        <w:t xml:space="preserve"> växer naturligt på frisk till fuktig, näringsrik, mullrik mark, gärna med rörligt, ytnära grundvatten. Asken är mycket viktig för den biologiska mångfalden och den är värd för minst 213 arter i olika organismgrupper, av vilka åtminstone 42 är askspecialister, ytterligare 8 arter förekommer endast på ask och alm. Bland dessa kan nämnas asknätfjäril (EN, §4a), askvårtlav (EN) och askpraktbagge (NT). Det finns en ökad risk att dessa arter försvinner när populationen av ask minskar. Asken är kraftigt drabbad av askskottsjukan, men angripna askar bör inte avverkas eftersom det är så många andra arter knutna till ask, såväl till döda som till levande träd. Eftersom sjukdomen är vindspridd så finns den redan nästan överallt där det finns askar, och till skillnad från almsjukan så förhindrar eller försvårar man inte spridningen genom att ta bort träd. Asken är globalt rödlistad som nära hotad (NT) vilket medför ett internationellt ansvar för arten (SLU Artdatabanken, 2026; IUCN, 2017).</w:t>
       </w:r>
     </w:p>
     <w:p>
       <w:r>
-        <w:t>Följande fridlysta arter har sina livsmiljöer och växtplatser i den avverkningsanmälda skogen: bivråk (NT, §4) och gullviva (§9).</w:t>
+        <w:rPr>
+          <w:b/>
+        </w:rPr>
+        <w:t>Gulvit blekspik (VU)</w:t>
       </w:r>
-    </w:p>
-    <w:p>
       <w:r>
-        <w:t xml:space="preserve">Observera att medlemsländerna är skyldiga att agera i enlighet med EU:s fågeldirektiv där det uttryckligen står att direktivet gäller för fåglar samt för deras ägg, bon och </w:t>
+        <w:t xml:space="preserve"> växer främst på öppet stående, grova ädellövträd av framförallt ask och alm samt ibland även på lönn. Arten förekommer ofta i hagmarker, lövängar, parker och i alléer. Aktuella förekomster bör skyddas, speciellt förekomster som inte växer på alm och ask. Eftersom alm- och askskottsjukan är det allvarligaste hotet är åtgärder för att motverka dessa sjukdomar mycket viktigt. Alla blekspikar av släktet </w:t>
       </w:r>
       <w:r>
         <w:rPr>
-          <w:b/>
+          <w:i/>
         </w:rPr>
-        <w:t xml:space="preserve">livsmiljöer </w:t>
+        <w:t>Sclerophora</w:t>
       </w:r>
       <w:r>
-        <w:t>(artikel 1). Vidare att de åtgärder som vidtas inte får leda till en försämring av den nuvarande situationen beträffande bevarandet av de fågelarter som avses i artikel 1 (artikel 13). Fågeldirektivet är styrande för tillsynsansvariga myndigheters ärendehantering, ställningstaganden och beslutsfattande.</w:t>
+        <w:t xml:space="preserve"> ​​​​är utmärkta signalarter för gamla träd och skogsområden med höga naturvärden. Gulvit blekspik är typisk art för </w:t>
+      </w:r>
+      <w:r>
+        <w:rPr>
+          <w:i/>
+        </w:rPr>
+        <w:t>9020 Nordlig ädellövskog, 9070 Trädklädd betesmark, 9180 Ädellövskog i branter</w:t>
+      </w:r>
+      <w:r>
+        <w:t xml:space="preserve"> och </w:t>
+      </w:r>
+      <w:r>
+        <w:rPr>
+          <w:i/>
+        </w:rPr>
+        <w:t>6530 Lövängar</w:t>
+      </w:r>
+      <w:r>
+        <w:t xml:space="preserve"> (SLU Artdatabanken, 2024; Nitare &amp; Skogsstyrelsen, 2019).</w:t>
       </w:r>
     </w:p>
     <w:p>
@@ -151,52 +173,37 @@
         <w:rPr>
           <w:b/>
         </w:rPr>
-        <w:t>Gullviva (§9)</w:t>
+        <w:t>Grynig filtlav (NT)</w:t>
       </w:r>
       <w:r>
-        <w:t xml:space="preserve"> är värdväxt för bland annat den rödlistade och sällsynta fjärilen gullvivefjäril (VU) samt typisk art för </w:t>
+        <w:t xml:space="preserve"> tillhör en grupp fuktighetskrävande, storväxta bladlavar där också bl.a. lunglav (NT) ingår. Den växer framför allt på gamla mossiga stammar av lövträd, särskilt ädellövträd samt asp och sälg, i kulturmarker, lövskogar, halvöppna och lövrika barrblandskogar i områden med hög luftfuktighet. Arten indikerar långvarig förekomst av gamla lövträd och ett mikroklimat med konstant hög och jämn luftfuktighet. Grynig filtlav är typisk art för </w:t>
       </w:r>
       <w:r>
         <w:rPr>
           <w:i/>
         </w:rPr>
-        <w:t xml:space="preserve">9070 Trädklädd betesmark, 6530 Lövängar, 6510 Slåtterängar i låglandet </w:t>
+        <w:t>9010 Taiga, 9020 Nordlig ädellövskog, 9110 Näringsfattig bokskog, 9130 Näringsrik bokskog, 9160 Näringsrik ekskog, 9180 Ädellövskog i branter,</w:t>
       </w:r>
       <w:r>
-        <w:t>och</w:t>
+        <w:t xml:space="preserve"> </w:t>
       </w:r>
       <w:r>
         <w:rPr>
           <w:i/>
         </w:rPr>
-        <w:t xml:space="preserve"> 6270 Silikatgräsmarker</w:t>
+        <w:t>9190 Näringsfattig ekskog</w:t>
       </w:r>
       <w:r>
-        <w:t xml:space="preserve"> (SLU Artdatabanken, 2025).</w:t>
+        <w:t xml:space="preserve"> och </w:t>
       </w:r>
-    </w:p>
-    <w:p>
-      <w:r>
-        <w:t>I BILAGA 1 finns mer detaljerad information om ekologi samt krav på livsmiljö hos fridlysta arter.</w:t>
-      </w:r>
-    </w:p>
-    <w:p>
-      <w:pPr>
-        <w:pStyle w:val="Heading2"/>
-      </w:pPr>
-      <w:r>
-        <w:t>Övriga naturvårdsarter</w:t>
-      </w:r>
-    </w:p>
-    <w:p>
       <w:r>
         <w:rPr>
-          <w:b/>
+          <w:i/>
         </w:rPr>
-        <w:t>Ask (EN)</w:t>
+        <w:t>9070 Trädklädd betesmark</w:t>
       </w:r>
       <w:r>
-        <w:t xml:space="preserve"> växer naturligt på frisk till fuktig, näringsrik, mullrik mark, gärna med rörligt, ytnära grundvatten. Asken är mycket viktig för den biologiska mångfalden och den är värd för minst 213 arter i olika organismgrupper, av vilka åtminstone 42 är askspecialister, ytterligare 8 arter förekommer endast på ask och alm. Bland dessa kan nämnas asknätfjäril (EN, §4a), askvårtlav (EN) och askpraktbagge (NT). Det finns en ökad risk att dessa arter försvinner när populationen av ask minskar. Asken är kraftigt drabbad av askskottsjukan, men angripna askar bör inte avverkas eftersom det är så många andra arter knutna till ask, såväl till döda som till levande träd. Eftersom sjukdomen är vindspridd så finns den redan nästan överallt där det finns askar, och till skillnad från almsjukan så förhindrar eller försvårar man inte spridningen genom att ta bort träd. Asken är globalt rödlistad som nära hotad (NT) vilket medför ett internationellt ansvar för arten (SLU Artdatabanken, 2026; IUCN, 2017).</w:t>
+        <w:t xml:space="preserve"> (SLU Artdatabanken, 2024; Nitare &amp; Skogsstyrelsen, 2019).</w:t>
       </w:r>
     </w:p>
     <w:p>
@@ -251,75 +258,50 @@
         <w:rPr>
           <w:b/>
         </w:rPr>
-        <w:t>Grynig filtlav (NT)</w:t>
+        <w:t>Gullviva (§9)</w:t>
       </w:r>
       <w:r>
-        <w:t xml:space="preserve"> tillhör en grupp fuktighetskrävande, storväxta bladlavar där också bl.a. lunglav (NT) ingår. Den växer framför allt på gamla mossiga stammar av lövträd, särskilt ädellövträd samt asp och sälg, i kulturmarker, lövskogar, halvöppna och lövrika barrblandskogar i områden med hög luftfuktighet. Arten indikerar långvarig förekomst av gamla lövträd och ett mikroklimat med konstant hög och jämn luftfuktighet. Grynig filtlav är typisk art för </w:t>
+        <w:t xml:space="preserve"> är värdväxt för bland annat den rödlistade och sällsynta fjärilen gullvivefjäril (VU) samt typisk art för </w:t>
       </w:r>
       <w:r>
         <w:rPr>
           <w:i/>
         </w:rPr>
-        <w:t>9010 Taiga, 9020 Nordlig ädellövskog, 9110 Näringsfattig bokskog, 9130 Näringsrik bokskog, 9160 Näringsrik ekskog, 9180 Ädellövskog i branter,</w:t>
+        <w:t xml:space="preserve">9070 Trädklädd betesmark, 6530 Lövängar, 6510 Slåtterängar i låglandet </w:t>
       </w:r>
       <w:r>
-        <w:t xml:space="preserve"> </w:t>
+        <w:t>och</w:t>
       </w:r>
       <w:r>
         <w:rPr>
           <w:i/>
         </w:rPr>
-        <w:t>9190 Näringsfattig ekskog</w:t>
+        <w:t xml:space="preserve"> 6270 Silikatgräsmarker</w:t>
       </w:r>
       <w:r>
-        <w:t xml:space="preserve"> och </w:t>
+        <w:t xml:space="preserve"> (SLU Artdatabanken, 2025).</w:t>
       </w:r>
+    </w:p>
+    <w:p>
+      <w:pPr>
+        <w:pStyle w:val="Heading1"/>
+      </w:pPr>
       <w:r>
-        <w:rPr>
-          <w:i/>
-        </w:rPr>
-        <w:t>9070 Trädklädd betesmark</w:t>
-      </w:r>
-      <w:r>
-        <w:t xml:space="preserve"> (SLU Artdatabanken, 2024; Nitare &amp; Skogsstyrelsen, 2019).</w:t>
+        <w:t>EU:s fågeldirektiv</w:t>
       </w:r>
     </w:p>
     <w:p>
       <w:r>
+        <w:t xml:space="preserve">Europeiska unionens medlemsländer är skyldiga att agera i enlighet med EU:s fågeldirektiv där det uttryckligen står att direktivet gäller för fåglar samt för deras ägg, bon och </w:t>
+      </w:r>
+      <w:r>
         <w:rPr>
           <w:b/>
         </w:rPr>
-        <w:t>Gulvit blekspik (VU)</w:t>
+        <w:t xml:space="preserve">livsmiljöer </w:t>
       </w:r>
       <w:r>
-        <w:t xml:space="preserve"> växer främst på öppet stående, grova ädellövträd av framförallt ask och alm samt ibland även på lönn. Arten förekommer ofta i hagmarker, lövängar, parker och i alléer. Aktuella förekomster bör skyddas, speciellt förekomster som inte växer på alm och ask. Eftersom alm- och askskottsjukan är det allvarligaste hotet är åtgärder för att motverka dessa sjukdomar mycket viktigt. Alla blekspikar av släktet </w:t>
-      </w:r>
-      <w:r>
-        <w:rPr>
-          <w:i/>
-        </w:rPr>
-        <w:t>Sclerophora</w:t>
-      </w:r>
-      <w:r>
-        <w:t xml:space="preserve"> ​​​​är utmärkta signalarter för gamla träd och skogsområden med höga naturvärden. Gulvit blekspik är typisk art för </w:t>
-      </w:r>
-      <w:r>
-        <w:rPr>
-          <w:i/>
-        </w:rPr>
-        <w:t>9020 Nordlig ädellövskog, 9070 Trädklädd betesmark, 9180 Ädellövskog i branter</w:t>
-      </w:r>
-      <w:r>
-        <w:t xml:space="preserve"> och </w:t>
-      </w:r>
-      <w:r>
-        <w:rPr>
-          <w:i/>
-        </w:rPr>
-        <w:t>6530 Lövängar</w:t>
-      </w:r>
-      <w:r>
-        <w:t xml:space="preserve"> (SLU Artdatabanken, 2024; Nitare &amp; Skogsstyrelsen, 2019).</w:t>
+        <w:t>(artikel 1). Vidare att de åtgärder som vidtas inte får leda till en försämring av den nuvarande situationen beträffande bevarandet av de fågelarter som avses i artikel 1 (artikel 13). Fågeldirektivet är styrande för tillsynsansvariga myndigheters ärendehantering, ställningstaganden och beslutsfattande.</w:t>
       </w:r>
     </w:p>
     <w:p>
@@ -533,7 +515,7 @@
     <w:r>
       <w:tab/>
       <w:tab/>
-      <w:t>2026-06-20</w:t>
+      <w:t>2026-06-21</w:t>
       <w:br/>
       <w:br/>
     </w:r>

--- a/tillsyn/A 6353-2026 tillsynsbegäran.docx
+++ b/tillsyn/A 6353-2026 tillsynsbegäran.docx
@@ -515,7 +515,7 @@
     <w:r>
       <w:tab/>
       <w:tab/>
-      <w:t>2026-06-21</w:t>
+      <w:t>2026-06-22</w:t>
       <w:br/>
       <w:br/>
     </w:r>

--- a/tillsyn/A 6353-2026 tillsynsbegäran.docx
+++ b/tillsyn/A 6353-2026 tillsynsbegäran.docx
@@ -515,7 +515,7 @@
     <w:r>
       <w:tab/>
       <w:tab/>
-      <w:t>2026-06-22</w:t>
+      <w:t>2026-06-23</w:t>
       <w:br/>
       <w:br/>
     </w:r>

--- a/tillsyn/A 6353-2026 tillsynsbegäran.docx
+++ b/tillsyn/A 6353-2026 tillsynsbegäran.docx
@@ -515,7 +515,7 @@
     <w:r>
       <w:tab/>
       <w:tab/>
-      <w:t>2026-06-23</w:t>
+      <w:t>2026-06-24</w:t>
       <w:br/>
       <w:br/>
     </w:r>

--- a/tillsyn/A 6353-2026 tillsynsbegäran.docx
+++ b/tillsyn/A 6353-2026 tillsynsbegäran.docx
@@ -515,7 +515,7 @@
     <w:r>
       <w:tab/>
       <w:tab/>
-      <w:t>2026-06-24</w:t>
+      <w:t>2026-06-25</w:t>
       <w:br/>
       <w:br/>
     </w:r>

--- a/tillsyn/A 6353-2026 tillsynsbegäran.docx
+++ b/tillsyn/A 6353-2026 tillsynsbegäran.docx
@@ -515,7 +515,7 @@
     <w:r>
       <w:tab/>
       <w:tab/>
-      <w:t>2026-06-25</w:t>
+      <w:t>2026-06-26</w:t>
       <w:br/>
       <w:br/>
     </w:r>

--- a/tillsyn/A 6353-2026 tillsynsbegäran.docx
+++ b/tillsyn/A 6353-2026 tillsynsbegäran.docx
@@ -515,7 +515,7 @@
     <w:r>
       <w:tab/>
       <w:tab/>
-      <w:t>2026-06-26</w:t>
+      <w:t>2026-06-27</w:t>
       <w:br/>
       <w:br/>
     </w:r>

--- a/tillsyn/A 6353-2026 tillsynsbegäran.docx
+++ b/tillsyn/A 6353-2026 tillsynsbegäran.docx
@@ -515,7 +515,7 @@
     <w:r>
       <w:tab/>
       <w:tab/>
-      <w:t>2026-06-27</w:t>
+      <w:t>2026-06-28</w:t>
       <w:br/>
       <w:br/>
     </w:r>

--- a/tillsyn/A 6353-2026 tillsynsbegäran.docx
+++ b/tillsyn/A 6353-2026 tillsynsbegäran.docx
@@ -515,7 +515,7 @@
     <w:r>
       <w:tab/>
       <w:tab/>
-      <w:t>2026-06-28</w:t>
+      <w:t>2026-06-29</w:t>
       <w:br/>
       <w:br/>
     </w:r>

--- a/tillsyn/A 6353-2026 tillsynsbegäran.docx
+++ b/tillsyn/A 6353-2026 tillsynsbegäran.docx
@@ -515,7 +515,7 @@
     <w:r>
       <w:tab/>
       <w:tab/>
-      <w:t>2026-06-29</w:t>
+      <w:t>2026-06-30</w:t>
       <w:br/>
       <w:br/>
     </w:r>

--- a/tillsyn/A 6353-2026 tillsynsbegäran.docx
+++ b/tillsyn/A 6353-2026 tillsynsbegäran.docx
@@ -515,7 +515,7 @@
     <w:r>
       <w:tab/>
       <w:tab/>
-      <w:t>2026-06-30</w:t>
+      <w:t>2026-07-01</w:t>
       <w:br/>
       <w:br/>
     </w:r>

--- a/tillsyn/A 6353-2026 tillsynsbegäran.docx
+++ b/tillsyn/A 6353-2026 tillsynsbegäran.docx
@@ -515,7 +515,7 @@
     <w:r>
       <w:tab/>
       <w:tab/>
-      <w:t>2026-07-01</w:t>
+      <w:t>2026-07-02</w:t>
       <w:br/>
       <w:br/>
     </w:r>

--- a/tillsyn/A 6353-2026 tillsynsbegäran.docx
+++ b/tillsyn/A 6353-2026 tillsynsbegäran.docx
@@ -515,7 +515,7 @@
     <w:r>
       <w:tab/>
       <w:tab/>
-      <w:t>2026-07-13</w:t>
+      <w:t>2026-07-14</w:t>
       <w:br/>
       <w:br/>
     </w:r>

--- a/tillsyn/A 6353-2026 tillsynsbegäran.docx
+++ b/tillsyn/A 6353-2026 tillsynsbegäran.docx
@@ -515,7 +515,7 @@
     <w:r>
       <w:tab/>
       <w:tab/>
-      <w:t>2026-07-14</w:t>
+      <w:t>2026-07-15</w:t>
       <w:br/>
       <w:br/>
     </w:r>

--- a/tillsyn/A 6353-2026 tillsynsbegäran.docx
+++ b/tillsyn/A 6353-2026 tillsynsbegäran.docx
@@ -515,7 +515,7 @@
     <w:r>
       <w:tab/>
       <w:tab/>
-      <w:t>2026-07-15</w:t>
+      <w:t>2026-07-16</w:t>
       <w:br/>
       <w:br/>
     </w:r>

--- a/tillsyn/A 6353-2026 tillsynsbegäran.docx
+++ b/tillsyn/A 6353-2026 tillsynsbegäran.docx
@@ -515,7 +515,7 @@
     <w:r>
       <w:tab/>
       <w:tab/>
-      <w:t>2026-07-16</w:t>
+      <w:t>2026-07-17</w:t>
       <w:br/>
       <w:br/>
     </w:r>

--- a/tillsyn/A 6353-2026 tillsynsbegäran.docx
+++ b/tillsyn/A 6353-2026 tillsynsbegäran.docx
@@ -515,7 +515,7 @@
     <w:r>
       <w:tab/>
       <w:tab/>
-      <w:t>2026-07-17</w:t>
+      <w:t>2026-07-18</w:t>
       <w:br/>
       <w:br/>
     </w:r>

--- a/tillsyn/A 6353-2026 tillsynsbegäran.docx
+++ b/tillsyn/A 6353-2026 tillsynsbegäran.docx
@@ -515,7 +515,7 @@
     <w:r>
       <w:tab/>
       <w:tab/>
-      <w:t>2026-07-18</w:t>
+      <w:t>2026-07-19</w:t>
       <w:br/>
       <w:br/>
     </w:r>

--- a/tillsyn/A 6353-2026 tillsynsbegäran.docx
+++ b/tillsyn/A 6353-2026 tillsynsbegäran.docx
@@ -515,7 +515,7 @@
     <w:r>
       <w:tab/>
       <w:tab/>
-      <w:t>2026-07-19</w:t>
+      <w:t>2026-07-20</w:t>
       <w:br/>
       <w:br/>
     </w:r>

--- a/tillsyn/A 6353-2026 tillsynsbegäran.docx
+++ b/tillsyn/A 6353-2026 tillsynsbegäran.docx
@@ -515,7 +515,7 @@
     <w:r>
       <w:tab/>
       <w:tab/>
-      <w:t>2026-07-20</w:t>
+      <w:t>2026-07-21</w:t>
       <w:br/>
       <w:br/>
     </w:r>

--- a/tillsyn/A 6353-2026 tillsynsbegäran.docx
+++ b/tillsyn/A 6353-2026 tillsynsbegäran.docx
@@ -515,7 +515,7 @@
     <w:r>
       <w:tab/>
       <w:tab/>
-      <w:t>2026-07-21</w:t>
+      <w:t>2026-07-22</w:t>
       <w:br/>
       <w:br/>
     </w:r>

--- a/tillsyn/A 6353-2026 tillsynsbegäran.docx
+++ b/tillsyn/A 6353-2026 tillsynsbegäran.docx
@@ -515,7 +515,7 @@
     <w:r>
       <w:tab/>
       <w:tab/>
-      <w:t>2026-07-22</w:t>
+      <w:t>2026-07-23</w:t>
       <w:br/>
       <w:br/>
     </w:r>

--- a/tillsyn/A 6353-2026 tillsynsbegäran.docx
+++ b/tillsyn/A 6353-2026 tillsynsbegäran.docx
@@ -515,7 +515,7 @@
     <w:r>
       <w:tab/>
       <w:tab/>
-      <w:t>2026-07-23</w:t>
+      <w:t>2026-07-24</w:t>
       <w:br/>
       <w:br/>
     </w:r>

--- a/tillsyn/A 6353-2026 tillsynsbegäran.docx
+++ b/tillsyn/A 6353-2026 tillsynsbegäran.docx
@@ -515,7 +515,7 @@
     <w:r>
       <w:tab/>
       <w:tab/>
-      <w:t>2026-07-24</w:t>
+      <w:t>2026-07-25</w:t>
       <w:br/>
       <w:br/>
     </w:r>

--- a/tillsyn/A 6353-2026 tillsynsbegäran.docx
+++ b/tillsyn/A 6353-2026 tillsynsbegäran.docx
@@ -515,7 +515,7 @@
     <w:r>
       <w:tab/>
       <w:tab/>
-      <w:t>2026-07-25</w:t>
+      <w:t>2026-07-26</w:t>
       <w:br/>
       <w:br/>
     </w:r>

--- a/tillsyn/A 6353-2026 tillsynsbegäran.docx
+++ b/tillsyn/A 6353-2026 tillsynsbegäran.docx
@@ -515,7 +515,7 @@
     <w:r>
       <w:tab/>
       <w:tab/>
-      <w:t>2026-07-26</w:t>
+      <w:t>2026-07-27</w:t>
       <w:br/>
       <w:br/>
     </w:r>

--- a/tillsyn/A 6353-2026 tillsynsbegäran.docx
+++ b/tillsyn/A 6353-2026 tillsynsbegäran.docx
@@ -515,7 +515,7 @@
     <w:r>
       <w:tab/>
       <w:tab/>
-      <w:t>2026-07-27</w:t>
+      <w:t>2026-07-28</w:t>
       <w:br/>
       <w:br/>
     </w:r>

--- a/tillsyn/A 6353-2026 tillsynsbegäran.docx
+++ b/tillsyn/A 6353-2026 tillsynsbegäran.docx
@@ -515,7 +515,7 @@
     <w:r>
       <w:tab/>
       <w:tab/>
-      <w:t>2026-07-28</w:t>
+      <w:t>2026-07-29</w:t>
       <w:br/>
       <w:br/>
     </w:r>

--- a/tillsyn/A 6353-2026 tillsynsbegäran.docx
+++ b/tillsyn/A 6353-2026 tillsynsbegäran.docx
@@ -515,7 +515,7 @@
     <w:r>
       <w:tab/>
       <w:tab/>
-      <w:t>2026-07-29</w:t>
+      <w:t>2026-07-30</w:t>
       <w:br/>
       <w:br/>
     </w:r>

--- a/tillsyn/A 6353-2026 tillsynsbegäran.docx
+++ b/tillsyn/A 6353-2026 tillsynsbegäran.docx
@@ -515,7 +515,7 @@
     <w:r>
       <w:tab/>
       <w:tab/>
-      <w:t>2026-07-30</w:t>
+      <w:t>2026-07-31</w:t>
       <w:br/>
       <w:br/>
     </w:r>

--- a/tillsyn/A 6353-2026 tillsynsbegäran.docx
+++ b/tillsyn/A 6353-2026 tillsynsbegäran.docx
@@ -515,7 +515,7 @@
     <w:r>
       <w:tab/>
       <w:tab/>
-      <w:t>2026-07-31</w:t>
+      <w:t>2026-08-01</w:t>
       <w:br/>
       <w:br/>
     </w:r>

--- a/tillsyn/A 6353-2026 tillsynsbegäran.docx
+++ b/tillsyn/A 6353-2026 tillsynsbegäran.docx
@@ -515,7 +515,7 @@
     <w:r>
       <w:tab/>
       <w:tab/>
-      <w:t>2026-08-01</w:t>
+      <w:t>2026-08-02</w:t>
       <w:br/>
       <w:br/>
     </w:r>

--- a/tillsyn/A 6353-2026 tillsynsbegäran.docx
+++ b/tillsyn/A 6353-2026 tillsynsbegäran.docx
@@ -515,7 +515,7 @@
     <w:r>
       <w:tab/>
       <w:tab/>
-      <w:t>2026-08-02</w:t>
+      <w:t>2026-08-03</w:t>
       <w:br/>
       <w:br/>
     </w:r>

--- a/tillsyn/A 6353-2026 tillsynsbegäran.docx
+++ b/tillsyn/A 6353-2026 tillsynsbegäran.docx
@@ -515,7 +515,7 @@
     <w:r>
       <w:tab/>
       <w:tab/>
-      <w:t>2026-08-03</w:t>
+      <w:t>2026-08-05</w:t>
       <w:br/>
       <w:br/>
     </w:r>

--- a/tillsyn/A 6353-2026 tillsynsbegäran.docx
+++ b/tillsyn/A 6353-2026 tillsynsbegäran.docx
@@ -515,7 +515,7 @@
     <w:r>
       <w:tab/>
       <w:tab/>
-      <w:t>2026-08-05</w:t>
+      <w:t>2026-08-07</w:t>
       <w:br/>
       <w:br/>
     </w:r>

--- a/tillsyn/A 6353-2026 tillsynsbegäran.docx
+++ b/tillsyn/A 6353-2026 tillsynsbegäran.docx
@@ -515,7 +515,7 @@
     <w:r>
       <w:tab/>
       <w:tab/>
-      <w:t>2026-08-07</w:t>
+      <w:t>2026-08-08</w:t>
       <w:br/>
       <w:br/>
     </w:r>

--- a/tillsyn/A 6353-2026 tillsynsbegäran.docx
+++ b/tillsyn/A 6353-2026 tillsynsbegäran.docx
@@ -60,7 +60,7 @@
         <w:spacing w:after="240"/>
       </w:pPr>
       <w:r>
-        <w:t>Figur 1. Fyndplatser för naturvårdsarter i och inom 15 meter från avverkningsanmälan. Markörer utan svart kant är placerade på fyndplatsen. Markörer med svart kant är placerade vid sidan av fyndplatsen har ett svart streck som visar fyndplatsens exakta position. Kartans mittpunktskoordinat är N 6441978, E 521485 i SWEREF 99 TM.</w:t>
+        <w:t>Figur 1. Fyndplatser för naturvårdsarter i och inom 15 meter från avverkningsanmälan. Markörer utan svart kant är placerade på fyndplatsen. Markörer med svart kant är placerade vid sidan av fyndplatsen och har ett svart streck som visar fyndplatsens exakta position. Kartans mittpunktskoordinat är N 6441978, E 521485 i SWEREF 99 TM.</w:t>
       </w:r>
     </w:p>
     <w:p>
@@ -515,7 +515,7 @@
     <w:r>
       <w:tab/>
       <w:tab/>
-      <w:t>2026-08-14</w:t>
+      <w:t>2026-08-15</w:t>
       <w:br/>
       <w:br/>
     </w:r>

--- a/tillsyn/A 6353-2026 tillsynsbegäran.docx
+++ b/tillsyn/A 6353-2026 tillsynsbegäran.docx
@@ -515,7 +515,7 @@
     <w:r>
       <w:tab/>
       <w:tab/>
-      <w:t>2026-08-15</w:t>
+      <w:t>2026-08-16</w:t>
       <w:br/>
       <w:br/>
     </w:r>

--- a/tillsyn/A 6353-2026 tillsynsbegäran.docx
+++ b/tillsyn/A 6353-2026 tillsynsbegäran.docx
@@ -515,7 +515,7 @@
     <w:r>
       <w:tab/>
       <w:tab/>
-      <w:t>2026-08-16</w:t>
+      <w:t>2026-08-17</w:t>
       <w:br/>
       <w:br/>
     </w:r>

--- a/tillsyn/A 6353-2026 tillsynsbegäran.docx
+++ b/tillsyn/A 6353-2026 tillsynsbegäran.docx
@@ -515,7 +515,7 @@
     <w:r>
       <w:tab/>
       <w:tab/>
-      <w:t>2026-08-17</w:t>
+      <w:t>2026-08-18</w:t>
       <w:br/>
       <w:br/>
     </w:r>

--- a/tillsyn/A 6353-2026 tillsynsbegäran.docx
+++ b/tillsyn/A 6353-2026 tillsynsbegäran.docx
@@ -515,7 +515,7 @@
     <w:r>
       <w:tab/>
       <w:tab/>
-      <w:t>2026-08-18</w:t>
+      <w:t>2026-08-19</w:t>
       <w:br/>
       <w:br/>
     </w:r>

--- a/tillsyn/A 6353-2026 tillsynsbegäran.docx
+++ b/tillsyn/A 6353-2026 tillsynsbegäran.docx
@@ -515,7 +515,7 @@
     <w:r>
       <w:tab/>
       <w:tab/>
-      <w:t>2026-08-19</w:t>
+      <w:t>2026-08-20</w:t>
       <w:br/>
       <w:br/>
     </w:r>

--- a/tillsyn/A 6353-2026 tillsynsbegäran.docx
+++ b/tillsyn/A 6353-2026 tillsynsbegäran.docx
@@ -515,7 +515,7 @@
     <w:r>
       <w:tab/>
       <w:tab/>
-      <w:t>2026-08-20</w:t>
+      <w:t>2026-08-21</w:t>
       <w:br/>
       <w:br/>
     </w:r>

--- a/tillsyn/A 6353-2026 tillsynsbegäran.docx
+++ b/tillsyn/A 6353-2026 tillsynsbegäran.docx
@@ -515,7 +515,7 @@
     <w:r>
       <w:tab/>
       <w:tab/>
-      <w:t>2026-08-21</w:t>
+      <w:t>2026-08-22</w:t>
       <w:br/>
       <w:br/>
     </w:r>

--- a/tillsyn/A 6353-2026 tillsynsbegäran.docx
+++ b/tillsyn/A 6353-2026 tillsynsbegäran.docx
@@ -515,7 +515,7 @@
     <w:r>
       <w:tab/>
       <w:tab/>
-      <w:t>2026-08-22</w:t>
+      <w:t>2026-08-23</w:t>
       <w:br/>
       <w:br/>
     </w:r>

--- a/tillsyn/A 6353-2026 tillsynsbegäran.docx
+++ b/tillsyn/A 6353-2026 tillsynsbegäran.docx
@@ -515,7 +515,7 @@
     <w:r>
       <w:tab/>
       <w:tab/>
-      <w:t>2026-08-23</w:t>
+      <w:t>2026-08-24</w:t>
       <w:br/>
       <w:br/>
     </w:r>

--- a/tillsyn/A 6353-2026 tillsynsbegäran.docx
+++ b/tillsyn/A 6353-2026 tillsynsbegäran.docx
@@ -515,7 +515,7 @@
     <w:r>
       <w:tab/>
       <w:tab/>
-      <w:t>2026-08-24</w:t>
+      <w:t>2026-08-25</w:t>
       <w:br/>
       <w:br/>
     </w:r>

--- a/tillsyn/A 6353-2026 tillsynsbegäran.docx
+++ b/tillsyn/A 6353-2026 tillsynsbegäran.docx
@@ -515,7 +515,7 @@
     <w:r>
       <w:tab/>
       <w:tab/>
-      <w:t>2026-08-25</w:t>
+      <w:t>2026-08-26</w:t>
       <w:br/>
       <w:br/>
     </w:r>

--- a/tillsyn/A 6353-2026 tillsynsbegäran.docx
+++ b/tillsyn/A 6353-2026 tillsynsbegäran.docx
@@ -515,7 +515,7 @@
     <w:r>
       <w:tab/>
       <w:tab/>
-      <w:t>2026-08-26</w:t>
+      <w:t>2026-08-27</w:t>
       <w:br/>
       <w:br/>
     </w:r>

--- a/tillsyn/A 6353-2026 tillsynsbegäran.docx
+++ b/tillsyn/A 6353-2026 tillsynsbegäran.docx
@@ -515,7 +515,7 @@
     <w:r>
       <w:tab/>
       <w:tab/>
-      <w:t>2026-08-27</w:t>
+      <w:t>2026-08-28</w:t>
       <w:br/>
       <w:br/>
     </w:r>

--- a/tillsyn/A 6353-2026 tillsynsbegäran.docx
+++ b/tillsyn/A 6353-2026 tillsynsbegäran.docx
@@ -515,7 +515,7 @@
     <w:r>
       <w:tab/>
       <w:tab/>
-      <w:t>2026-08-28</w:t>
+      <w:t>2026-08-29</w:t>
       <w:br/>
       <w:br/>
     </w:r>

--- a/tillsyn/A 6353-2026 tillsynsbegäran.docx
+++ b/tillsyn/A 6353-2026 tillsynsbegäran.docx
@@ -515,7 +515,7 @@
     <w:r>
       <w:tab/>
       <w:tab/>
-      <w:t>2026-08-29</w:t>
+      <w:t>2026-08-31</w:t>
       <w:br/>
       <w:br/>
     </w:r>

--- a/tillsyn/A 6353-2026 tillsynsbegäran.docx
+++ b/tillsyn/A 6353-2026 tillsynsbegäran.docx
@@ -515,7 +515,7 @@
     <w:r>
       <w:tab/>
       <w:tab/>
-      <w:t>2026-08-31</w:t>
+      <w:t>2026-09-01</w:t>
       <w:br/>
       <w:br/>
     </w:r>

--- a/tillsyn/A 6353-2026 tillsynsbegäran.docx
+++ b/tillsyn/A 6353-2026 tillsynsbegäran.docx
@@ -515,7 +515,7 @@
     <w:r>
       <w:tab/>
       <w:tab/>
-      <w:t>2026-09-01</w:t>
+      <w:t>2026-09-02</w:t>
       <w:br/>
       <w:br/>
     </w:r>

--- a/tillsyn/A 6353-2026 tillsynsbegäran.docx
+++ b/tillsyn/A 6353-2026 tillsynsbegäran.docx
@@ -515,7 +515,7 @@
     <w:r>
       <w:tab/>
       <w:tab/>
-      <w:t>2026-09-02</w:t>
+      <w:t>2026-09-03</w:t>
       <w:br/>
       <w:br/>
     </w:r>

--- a/tillsyn/A 6353-2026 tillsynsbegäran.docx
+++ b/tillsyn/A 6353-2026 tillsynsbegäran.docx
@@ -515,7 +515,7 @@
     <w:r>
       <w:tab/>
       <w:tab/>
-      <w:t>2026-09-03</w:t>
+      <w:t>2026-09-04</w:t>
       <w:br/>
       <w:br/>
     </w:r>

--- a/tillsyn/A 6353-2026 tillsynsbegäran.docx
+++ b/tillsyn/A 6353-2026 tillsynsbegäran.docx
@@ -515,7 +515,7 @@
     <w:r>
       <w:tab/>
       <w:tab/>
-      <w:t>2026-09-04</w:t>
+      <w:t>2026-09-05</w:t>
       <w:br/>
       <w:br/>
     </w:r>
